--- a/plans/9th Grade Technology/9th Grade Monthly Planning/3rd Trimester/9° Technology - September.docx
+++ b/plans/9th Grade Technology/9th Grade Monthly Planning/3rd Trimester/9° Technology - September.docx
@@ -11,65 +11,17 @@
           <w:szCs w:val="24"/>
           <w:lang w:val="es-PA"/>
         </w:rPr>
+        <w:spacing w:line="360" w:lineRule="auto" w:before="0" w:after="0"/>
       </w:pPr>
       <w:r>
         <w:rPr>
+          <w:rFonts w:ascii="Arial" w:hAnsi="Arial" w:eastAsia="Arial" w:cs="Arial"/>
           <w:b/>
+          <w:i w:val="0"/>
           <w:sz w:val="24"/>
-          <w:szCs w:val="24"/>
-          <w:lang w:val="es-PA"/>
+          <w:u w:val="none"/>
         </w:rPr>
         <w:t>MINISTERIO DE EDUCACIÓN DE PANAMÁ</w:t>
-      </w:r>
-      <w:r>
-        <w:rPr>
-          <w:noProof/>
-          <w:sz w:val="24"/>
-          <w:szCs w:val="24"/>
-        </w:rPr>
-        <w:drawing>
-          <wp:anchor distT="114300" distB="114300" distL="114300" distR="114300" simplePos="0" relativeHeight="251659264" behindDoc="0" locked="0" layoutInCell="1" hidden="0" allowOverlap="1" wp14:anchorId="55040CBA" wp14:editId="4BC7CD8F">
-            <wp:simplePos x="0" y="0"/>
-            <wp:positionH relativeFrom="column">
-              <wp:posOffset>-33020</wp:posOffset>
-            </wp:positionH>
-            <wp:positionV relativeFrom="paragraph">
-              <wp:posOffset>10795</wp:posOffset>
-            </wp:positionV>
-            <wp:extent cx="624840" cy="693420"/>
-            <wp:effectExtent l="0" t="0" r="3810" b="0"/>
-            <wp:wrapNone/>
-            <wp:docPr id="6" name="image1.png" descr="A logo for a science academy&#10;&#10;AI-generated content may be incorrect."/>
-            <wp:cNvGraphicFramePr/>
-            <a:graphic xmlns:a="http://schemas.openxmlformats.org/drawingml/2006/main">
-              <a:graphicData uri="http://schemas.openxmlformats.org/drawingml/2006/picture">
-                <pic:pic xmlns:pic="http://schemas.openxmlformats.org/drawingml/2006/picture">
-                  <pic:nvPicPr>
-                    <pic:cNvPr id="6" name="image1.png" descr="A logo for a science academy&#10;&#10;AI-generated content may be incorrect."/>
-                    <pic:cNvPicPr preferRelativeResize="0"/>
-                  </pic:nvPicPr>
-                  <pic:blipFill>
-                    <a:blip r:embed="rId6"/>
-                    <a:srcRect/>
-                    <a:stretch>
-                      <a:fillRect/>
-                    </a:stretch>
-                  </pic:blipFill>
-                  <pic:spPr>
-                    <a:xfrm>
-                      <a:off x="0" y="0"/>
-                      <a:ext cx="624840" cy="693420"/>
-                    </a:xfrm>
-                    <a:prstGeom prst="rect">
-                      <a:avLst/>
-                    </a:prstGeom>
-                    <a:ln/>
-                  </pic:spPr>
-                </pic:pic>
-              </a:graphicData>
-            </a:graphic>
-          </wp:anchor>
-        </w:drawing>
       </w:r>
     </w:p>
     <w:p>
@@ -80,12 +32,15 @@
           <w:sz w:val="24"/>
           <w:szCs w:val="24"/>
         </w:rPr>
+        <w:spacing w:line="360" w:lineRule="auto" w:before="0" w:after="0"/>
       </w:pPr>
       <w:r>
         <w:rPr>
+          <w:rFonts w:ascii="Arial" w:hAnsi="Arial" w:eastAsia="Arial" w:cs="Arial"/>
           <w:b/>
+          <w:i w:val="0"/>
           <w:sz w:val="24"/>
-          <w:szCs w:val="24"/>
+          <w:u w:val="none"/>
         </w:rPr>
         <w:t>ACADEMIA INTERNACIONAL DAVID</w:t>
       </w:r>
@@ -98,14 +53,17 @@
           <w:sz w:val="24"/>
           <w:szCs w:val="24"/>
         </w:rPr>
+        <w:spacing w:line="360" w:lineRule="auto" w:before="0" w:after="0"/>
       </w:pPr>
       <w:r>
         <w:rPr>
+          <w:rFonts w:ascii="Arial" w:hAnsi="Arial" w:eastAsia="Arial" w:cs="Arial"/>
           <w:b/>
+          <w:i w:val="0"/>
           <w:sz w:val="24"/>
-          <w:szCs w:val="24"/>
+          <w:u w:val="none"/>
         </w:rPr>
-        <w:t xml:space="preserve">WEEKLY/MONTHLY PLAN </w:t>
+        <w:t>WEEKLY/MONTHLY PLAN</w:t>
       </w:r>
     </w:p>
     <w:p>
@@ -116,8 +74,16 @@
           <w:sz w:val="24"/>
           <w:szCs w:val="24"/>
         </w:rPr>
+        <w:spacing w:line="360" w:lineRule="auto" w:before="0" w:after="0"/>
       </w:pPr>
       <w:r>
+        <w:rPr>
+          <w:rFonts w:ascii="Arial" w:hAnsi="Arial" w:eastAsia="Arial" w:cs="Arial"/>
+          <w:b/>
+          <w:i w:val="0"/>
+          <w:sz w:val="24"/>
+          <w:u w:val="none"/>
+        </w:rPr>
         <w:t>MONTH: SEPTEMBER</w:t>
       </w:r>
     </w:p>
@@ -129,9 +95,17 @@
           <w:sz w:val="24"/>
           <w:szCs w:val="24"/>
         </w:rPr>
+        <w:spacing w:line="360" w:lineRule="auto" w:before="0" w:after="0"/>
       </w:pPr>
       <w:r>
-        <w:t>WEEKS: 2</w:t>
+        <w:rPr>
+          <w:rFonts w:ascii="Arial" w:hAnsi="Arial" w:eastAsia="Arial" w:cs="Arial"/>
+          <w:b/>
+          <w:i w:val="0"/>
+          <w:sz w:val="24"/>
+          <w:u w:val="none"/>
+        </w:rPr>
+        <w:t>WEEKS: 3</w:t>
       </w:r>
     </w:p>
     <w:tbl>
@@ -153,60 +127,246 @@
         <w:tc>
           <w:tcPr>
             <w:tcW w:w="2564" w:type="dxa"/>
+            <w:vAlign w:val="top"/>
           </w:tcPr>
           <w:p>
-            <w:r>
-              <w:t>Subject: Technology</w:t>
+            <w:pPr>
+              <w:jc w:val="left"/>
+              <w:spacing w:line="360" w:lineRule="auto" w:before="0" w:after="0"/>
+            </w:pPr>
+            <w:r>
+              <w:rPr>
+                <w:rFonts w:ascii="Arial" w:hAnsi="Arial" w:eastAsia="Arial" w:cs="Arial"/>
+                <w:b w:val="0"/>
+                <w:i w:val="0"/>
+                <w:sz w:val="24"/>
+                <w:u w:val="none"/>
+              </w:rPr>
+            </w:r>
+            <w:r>
+              <w:rPr>
+                <w:rFonts w:ascii="Arial" w:hAnsi="Arial" w:eastAsia="Arial" w:cs="Arial"/>
+                <w:b/>
+                <w:i w:val="0"/>
+                <w:sz w:val="24"/>
+                <w:u w:val="none"/>
+              </w:rPr>
+              <w:t xml:space="preserve">Subject: </w:t>
+            </w:r>
+            <w:r>
+              <w:rPr>
+                <w:rFonts w:ascii="Arial" w:hAnsi="Arial" w:eastAsia="Arial" w:cs="Arial"/>
+                <w:b w:val="0"/>
+                <w:i w:val="0"/>
+                <w:sz w:val="24"/>
+                <w:u w:val="none"/>
+              </w:rPr>
+              <w:t>Technology</w:t>
             </w:r>
           </w:p>
         </w:tc>
         <w:tc>
           <w:tcPr>
             <w:tcW w:w="2921" w:type="dxa"/>
+            <w:vAlign w:val="top"/>
           </w:tcPr>
           <w:p>
-            <w:r>
-              <w:t>Teacher: Porfirio Rios</w:t>
+            <w:pPr>
+              <w:jc w:val="left"/>
+              <w:spacing w:line="360" w:lineRule="auto" w:before="0" w:after="0"/>
+            </w:pPr>
+            <w:r>
+              <w:rPr>
+                <w:rFonts w:ascii="Arial" w:hAnsi="Arial" w:eastAsia="Arial" w:cs="Arial"/>
+                <w:b w:val="0"/>
+                <w:i w:val="0"/>
+                <w:sz w:val="24"/>
+                <w:u w:val="none"/>
+              </w:rPr>
+            </w:r>
+            <w:r>
+              <w:rPr>
+                <w:rFonts w:ascii="Arial" w:hAnsi="Arial" w:eastAsia="Arial" w:cs="Arial"/>
+                <w:b/>
+                <w:i w:val="0"/>
+                <w:sz w:val="24"/>
+                <w:u w:val="none"/>
+              </w:rPr>
+              <w:t xml:space="preserve">Teacher: </w:t>
+            </w:r>
+            <w:r>
+              <w:rPr>
+                <w:rFonts w:ascii="Arial" w:hAnsi="Arial" w:eastAsia="Arial" w:cs="Arial"/>
+                <w:b w:val="0"/>
+                <w:i w:val="0"/>
+                <w:sz w:val="24"/>
+                <w:u w:val="none"/>
+              </w:rPr>
+              <w:t>Porfirio Rios</w:t>
             </w:r>
           </w:p>
         </w:tc>
         <w:tc>
           <w:tcPr>
             <w:tcW w:w="2207" w:type="dxa"/>
+            <w:vAlign w:val="top"/>
           </w:tcPr>
           <w:p>
-            <w:r>
-              <w:t>Grade: 9th</w:t>
+            <w:pPr>
+              <w:jc w:val="left"/>
+              <w:spacing w:line="360" w:lineRule="auto" w:before="0" w:after="0"/>
+            </w:pPr>
+            <w:r>
+              <w:rPr>
+                <w:rFonts w:ascii="Arial" w:hAnsi="Arial" w:eastAsia="Arial" w:cs="Arial"/>
+                <w:b w:val="0"/>
+                <w:i w:val="0"/>
+                <w:sz w:val="24"/>
+                <w:u w:val="none"/>
+              </w:rPr>
+            </w:r>
+            <w:r>
+              <w:rPr>
+                <w:rFonts w:ascii="Arial" w:hAnsi="Arial" w:eastAsia="Arial" w:cs="Arial"/>
+                <w:b/>
+                <w:i w:val="0"/>
+                <w:sz w:val="24"/>
+                <w:u w:val="none"/>
+              </w:rPr>
+              <w:t xml:space="preserve">Grade: </w:t>
+            </w:r>
+            <w:r>
+              <w:rPr>
+                <w:rFonts w:ascii="Arial" w:hAnsi="Arial" w:eastAsia="Arial" w:cs="Arial"/>
+                <w:b w:val="0"/>
+                <w:i w:val="0"/>
+                <w:sz w:val="24"/>
+                <w:u w:val="none"/>
+              </w:rPr>
+              <w:t>9th</w:t>
             </w:r>
           </w:p>
         </w:tc>
         <w:tc>
           <w:tcPr>
             <w:tcW w:w="2564" w:type="dxa"/>
+            <w:vAlign w:val="top"/>
           </w:tcPr>
           <w:p>
-            <w:r>
-              <w:t>Trimester:3rd</w:t>
+            <w:pPr>
+              <w:jc w:val="left"/>
+              <w:spacing w:line="360" w:lineRule="auto" w:before="0" w:after="0"/>
+            </w:pPr>
+            <w:r>
+              <w:rPr>
+                <w:rFonts w:ascii="Arial" w:hAnsi="Arial" w:eastAsia="Arial" w:cs="Arial"/>
+                <w:b w:val="0"/>
+                <w:i w:val="0"/>
+                <w:sz w:val="24"/>
+                <w:u w:val="none"/>
+              </w:rPr>
+            </w:r>
+            <w:r>
+              <w:rPr>
+                <w:rFonts w:ascii="Arial" w:hAnsi="Arial" w:eastAsia="Arial" w:cs="Arial"/>
+                <w:b/>
+                <w:i w:val="0"/>
+                <w:sz w:val="24"/>
+                <w:u w:val="none"/>
+              </w:rPr>
+              <w:t xml:space="preserve">Trimester: </w:t>
+            </w:r>
+            <w:r>
+              <w:rPr>
+                <w:rFonts w:ascii="Arial" w:hAnsi="Arial" w:eastAsia="Arial" w:cs="Arial"/>
+                <w:b w:val="0"/>
+                <w:i w:val="0"/>
+                <w:sz w:val="24"/>
+                <w:u w:val="none"/>
+              </w:rPr>
+              <w:t>3rd</w:t>
             </w:r>
           </w:p>
         </w:tc>
         <w:tc>
           <w:tcPr>
             <w:tcW w:w="2564" w:type="dxa"/>
+            <w:vAlign w:val="top"/>
           </w:tcPr>
           <w:p>
-            <w:r>
-              <w:t>Year: 2026</w:t>
+            <w:pPr>
+              <w:jc w:val="left"/>
+              <w:spacing w:line="360" w:lineRule="auto" w:before="0" w:after="0"/>
+            </w:pPr>
+            <w:r>
+              <w:rPr>
+                <w:rFonts w:ascii="Arial" w:hAnsi="Arial" w:eastAsia="Arial" w:cs="Arial"/>
+                <w:b w:val="0"/>
+                <w:i w:val="0"/>
+                <w:sz w:val="24"/>
+                <w:u w:val="none"/>
+              </w:rPr>
+            </w:r>
+            <w:r>
+              <w:rPr>
+                <w:rFonts w:ascii="Arial" w:hAnsi="Arial" w:eastAsia="Arial" w:cs="Arial"/>
+                <w:b/>
+                <w:i w:val="0"/>
+                <w:sz w:val="24"/>
+                <w:u w:val="none"/>
+              </w:rPr>
+              <w:t xml:space="preserve">Year: </w:t>
+            </w:r>
+            <w:r>
+              <w:rPr>
+                <w:rFonts w:ascii="Arial" w:hAnsi="Arial" w:eastAsia="Arial" w:cs="Arial"/>
+                <w:b w:val="0"/>
+                <w:i w:val="0"/>
+                <w:sz w:val="24"/>
+                <w:u w:val="none"/>
+              </w:rPr>
+              <w:t>2026</w:t>
             </w:r>
           </w:p>
         </w:tc>
         <w:tc>
           <w:tcPr>
             <w:tcW w:w="2564" w:type="dxa"/>
+            <w:vAlign w:val="top"/>
           </w:tcPr>
           <w:p>
-            <w:r>
-              <w:t>Weekly Hours: 3</w:t>
+            <w:pPr>
+              <w:jc w:val="left"/>
+              <w:spacing w:line="360" w:lineRule="auto" w:before="0" w:after="0"/>
+            </w:pPr>
+            <w:r>
+              <w:rPr>
+                <w:rFonts w:ascii="Arial" w:hAnsi="Arial" w:eastAsia="Arial" w:cs="Arial"/>
+                <w:b w:val="0"/>
+                <w:i w:val="0"/>
+                <w:sz w:val="24"/>
+                <w:u w:val="none"/>
+              </w:rPr>
+            </w:r>
+            <w:r>
+              <w:rPr>
+                <w:rFonts w:ascii="Arial" w:hAnsi="Arial" w:eastAsia="Arial" w:cs="Arial"/>
+                <w:b/>
+                <w:i w:val="0"/>
+                <w:sz w:val="24"/>
+                <w:u w:val="none"/>
+              </w:rPr>
+              <w:t xml:space="preserve">Weekly Hours: </w:t>
+            </w:r>
+            <w:r>
+              <w:rPr>
+                <w:rFonts w:ascii="Arial" w:hAnsi="Arial" w:eastAsia="Arial" w:cs="Arial"/>
+                <w:b w:val="0"/>
+                <w:i w:val="0"/>
+                <w:sz w:val="24"/>
+                <w:u w:val="none"/>
+              </w:rPr>
+              <w:t>3</w:t>
             </w:r>
           </w:p>
         </w:tc>
@@ -216,16 +376,55 @@
           <w:tcPr>
             <w:tcW w:w="15384" w:type="dxa"/>
             <w:gridSpan w:val="6"/>
+            <w:vAlign w:val="top"/>
           </w:tcPr>
           <w:p>
-            <w:r>
+            <w:pPr>
+              <w:spacing w:line="480" w:lineRule="auto" w:before="0" w:after="0"/>
+            </w:pPr>
+            <w:r/>
+            <w:r>
+              <w:rPr>
+                <w:rFonts w:ascii="Arial" w:hAnsi="Arial" w:eastAsia="Arial" w:cs="Arial"/>
+                <w:b/>
+                <w:i w:val="0"/>
+                <w:sz w:val="24"/>
+                <w:u w:val="none"/>
+              </w:rPr>
               <w:t>Competences:</w:t>
               <w:br/>
-              <w:t>• Explain how images, sounds, symbols, samples, and data can be represented digitally.</w:t>
+            </w:r>
+            <w:r>
+              <w:rPr>
+                <w:rFonts w:ascii="Arial" w:hAnsi="Arial" w:eastAsia="Arial" w:cs="Arial"/>
+                <w:b w:val="0"/>
+                <w:i w:val="0"/>
+                <w:sz w:val="24"/>
+                <w:u w:val="none"/>
+              </w:rPr>
+              <w:t>Explain how images, sounds, symbols, samples, and data can be represented digitally.</w:t>
               <w:br/>
-              <w:t>• Use media representation vocabulary in practical image, sound, and STEM brainstorming tasks.</w:t>
+            </w:r>
+            <w:r>
+              <w:rPr>
+                <w:rFonts w:ascii="Arial" w:hAnsi="Arial" w:eastAsia="Arial" w:cs="Arial"/>
+                <w:b w:val="0"/>
+                <w:i w:val="0"/>
+                <w:sz w:val="24"/>
+                <w:u w:val="none"/>
+              </w:rPr>
+              <w:t>Use media representation vocabulary in practical image, sound, and STEM brainstorming tasks.</w:t>
               <w:br/>
-              <w:t>• Document early STEM project ideas in a logbook connected to a real problem and possible data.</w:t>
+            </w:r>
+            <w:r>
+              <w:rPr>
+                <w:rFonts w:ascii="Arial" w:hAnsi="Arial" w:eastAsia="Arial" w:cs="Arial"/>
+                <w:b w:val="0"/>
+                <w:i w:val="0"/>
+                <w:sz w:val="24"/>
+                <w:u w:val="none"/>
+              </w:rPr>
+              <w:t>Document early STEM project ideas in a logbook connected to a real problem and possible data.</w:t>
             </w:r>
           </w:p>
         </w:tc>
@@ -235,16 +434,55 @@
           <w:tcPr>
             <w:tcW w:w="15384" w:type="dxa"/>
             <w:gridSpan w:val="6"/>
+            <w:vAlign w:val="top"/>
           </w:tcPr>
           <w:p>
-            <w:r>
+            <w:pPr>
+              <w:spacing w:line="480" w:lineRule="auto" w:before="0" w:after="0"/>
+            </w:pPr>
+            <w:r/>
+            <w:r>
+              <w:rPr>
+                <w:rFonts w:ascii="Arial" w:hAnsi="Arial" w:eastAsia="Arial" w:cs="Arial"/>
+                <w:b/>
+                <w:i w:val="0"/>
+                <w:sz w:val="24"/>
+                <w:u w:val="none"/>
+              </w:rPr>
               <w:t>Learning Objectives:</w:t>
               <w:br/>
-              <w:t>• Calculate or describe simple image and sound representation examples using pixel/sample vocabulary.</w:t>
+            </w:r>
+            <w:r>
+              <w:rPr>
+                <w:rFonts w:ascii="Arial" w:hAnsi="Arial" w:eastAsia="Arial" w:cs="Arial"/>
+                <w:b w:val="0"/>
+                <w:i w:val="0"/>
+                <w:sz w:val="24"/>
+                <w:u w:val="none"/>
+              </w:rPr>
+              <w:t>Calculate or describe simple image and sound representation examples using pixel/sample vocabulary.</w:t>
               <w:br/>
-              <w:t>• Use sound or image tools to test quality, data size, and file-size tradeoffs.</w:t>
+            </w:r>
+            <w:r>
+              <w:rPr>
+                <w:rFonts w:ascii="Arial" w:hAnsi="Arial" w:eastAsia="Arial" w:cs="Arial"/>
+                <w:b w:val="0"/>
+                <w:i w:val="0"/>
+                <w:sz w:val="24"/>
+                <w:u w:val="none"/>
+              </w:rPr>
+              <w:t>Use sound or image tools to test quality, data size, and file-size tradeoffs.</w:t>
               <w:br/>
-              <w:t>• Brainstorm STEM project ideas connected to a real problem, image/sound/sensor data, and evidence.</w:t>
+            </w:r>
+            <w:r>
+              <w:rPr>
+                <w:rFonts w:ascii="Arial" w:hAnsi="Arial" w:eastAsia="Arial" w:cs="Arial"/>
+                <w:b w:val="0"/>
+                <w:i w:val="0"/>
+                <w:sz w:val="24"/>
+                <w:u w:val="none"/>
+              </w:rPr>
+              <w:t>Brainstorm STEM project ideas connected to a real problem, image/sound/sensor data, and evidence.</w:t>
             </w:r>
           </w:p>
         </w:tc>
@@ -254,16 +492,55 @@
           <w:tcPr>
             <w:tcW w:w="15384" w:type="dxa"/>
             <w:gridSpan w:val="6"/>
+            <w:vAlign w:val="top"/>
           </w:tcPr>
           <w:p>
-            <w:r>
+            <w:pPr>
+              <w:spacing w:line="480" w:lineRule="auto" w:before="0" w:after="0"/>
+            </w:pPr>
+            <w:r/>
+            <w:r>
+              <w:rPr>
+                <w:rFonts w:ascii="Arial" w:hAnsi="Arial" w:eastAsia="Arial" w:cs="Arial"/>
+                <w:b/>
+                <w:i w:val="0"/>
+                <w:sz w:val="24"/>
+                <w:u w:val="none"/>
+              </w:rPr>
               <w:t>Learning Outcomes:</w:t>
               <w:br/>
-              <w:t>• Complete a digital media vocabulary table with representation terms and examples.</w:t>
+            </w:r>
+            <w:r>
+              <w:rPr>
+                <w:rFonts w:ascii="Arial" w:hAnsi="Arial" w:eastAsia="Arial" w:cs="Arial"/>
+                <w:b w:val="0"/>
+                <w:i w:val="0"/>
+                <w:sz w:val="24"/>
+                <w:u w:val="none"/>
+              </w:rPr>
+              <w:t>Complete a digital media vocabulary table with representation terms and examples.</w:t>
               <w:br/>
-              <w:t>• Complete an image/sound representation check with simple calculations or explanations.</w:t>
+            </w:r>
+            <w:r>
+              <w:rPr>
+                <w:rFonts w:ascii="Arial" w:hAnsi="Arial" w:eastAsia="Arial" w:cs="Arial"/>
+                <w:b w:val="0"/>
+                <w:i w:val="0"/>
+                <w:sz w:val="24"/>
+                <w:u w:val="none"/>
+              </w:rPr>
+              <w:t>Complete an image/sound representation check with simple calculations or explanations.</w:t>
               <w:br/>
-              <w:t>• Submit early STEM project brainstorm/logbook evidence connected to a real problem.</w:t>
+            </w:r>
+            <w:r>
+              <w:rPr>
+                <w:rFonts w:ascii="Arial" w:hAnsi="Arial" w:eastAsia="Arial" w:cs="Arial"/>
+                <w:b w:val="0"/>
+                <w:i w:val="0"/>
+                <w:sz w:val="24"/>
+                <w:u w:val="none"/>
+              </w:rPr>
+              <w:t>Submit early STEM project brainstorm/logbook evidence connected to a real problem.</w:t>
             </w:r>
           </w:p>
         </w:tc>
@@ -290,9 +567,30 @@
               <w:right w:val="single" w:sz="4" w:space="0" w:color="auto"/>
             </w:tcBorders>
             <w:shd w:val="clear" w:color="auto" w:fill="A8D08D"/>
+            <w:vAlign w:val="top"/>
           </w:tcPr>
           <w:p>
-            <w:r>
+            <w:pPr>
+              <w:jc w:val="center"/>
+              <w:spacing w:line="360" w:lineRule="auto" w:before="0" w:after="0"/>
+            </w:pPr>
+            <w:r>
+              <w:rPr>
+                <w:rFonts w:ascii="Arial" w:hAnsi="Arial" w:eastAsia="Arial" w:cs="Arial"/>
+                <w:b/>
+                <w:i w:val="0"/>
+                <w:sz w:val="24"/>
+                <w:u w:val="none"/>
+              </w:rPr>
+            </w:r>
+            <w:r>
+              <w:rPr>
+                <w:rFonts w:ascii="Arial" w:hAnsi="Arial" w:eastAsia="Arial" w:cs="Arial"/>
+                <w:b/>
+                <w:i w:val="0"/>
+                <w:sz w:val="24"/>
+                <w:u w:val="none"/>
+              </w:rPr>
               <w:t>9A, 9B day – 45min – September - Week 1</w:t>
             </w:r>
           </w:p>
@@ -307,9 +605,30 @@
               <w:right w:val="single" w:sz="4" w:space="0" w:color="auto"/>
             </w:tcBorders>
             <w:shd w:val="clear" w:color="auto" w:fill="A8D08D"/>
+            <w:vAlign w:val="top"/>
           </w:tcPr>
           <w:p>
-            <w:r>
+            <w:pPr>
+              <w:jc w:val="center"/>
+              <w:spacing w:line="360" w:lineRule="auto" w:before="0" w:after="0"/>
+            </w:pPr>
+            <w:r>
+              <w:rPr>
+                <w:rFonts w:ascii="Arial" w:hAnsi="Arial" w:eastAsia="Arial" w:cs="Arial"/>
+                <w:b/>
+                <w:i w:val="0"/>
+                <w:sz w:val="24"/>
+                <w:u w:val="none"/>
+              </w:rPr>
+            </w:r>
+            <w:r>
+              <w:rPr>
+                <w:rFonts w:ascii="Arial" w:hAnsi="Arial" w:eastAsia="Arial" w:cs="Arial"/>
+                <w:b/>
+                <w:i w:val="0"/>
+                <w:sz w:val="24"/>
+                <w:u w:val="none"/>
+              </w:rPr>
               <w:t>9A, 9B day – 90 min – September - Week 1</w:t>
             </w:r>
           </w:p>
@@ -325,26 +644,150 @@
               <w:bottom w:val="single" w:sz="4" w:space="0" w:color="auto"/>
               <w:right w:val="single" w:sz="4" w:space="0" w:color="auto"/>
             </w:tcBorders>
+            <w:vAlign w:val="top"/>
           </w:tcPr>
           <w:p>
-            <w:r>
-              <w:t>Topic:</w:t>
-              <w:br/>
+            <w:pPr>
+              <w:spacing w:line="360" w:lineRule="auto" w:before="0" w:after="0"/>
+            </w:pPr>
+            <w:r>
+              <w:rPr>
+                <w:rFonts w:ascii="Arial" w:hAnsi="Arial" w:eastAsia="Arial" w:cs="Arial"/>
+                <w:b/>
+                <w:i w:val="0"/>
+                <w:sz w:val="24"/>
+                <w:u w:val="none"/>
+              </w:rPr>
+              <w:t xml:space="preserve">Topic: </w:t>
+            </w:r>
+            <w:r>
+              <w:rPr>
+                <w:rFonts w:ascii="Arial" w:hAnsi="Arial" w:eastAsia="Arial" w:cs="Arial"/>
+                <w:b w:val="0"/>
+                <w:i w:val="0"/>
+                <w:sz w:val="24"/>
+                <w:u w:val="none"/>
+              </w:rPr>
               <w:t>STEM and digital media launch</w:t>
-              <w:br/>
-              <w:br/>
-              <w:t>Pre-activities</w:t>
-              <w:br/>
+            </w:r>
+          </w:p>
+          <w:p>
+            <w:pPr>
+              <w:spacing w:line="360" w:lineRule="auto" w:before="0" w:after="0"/>
+            </w:pPr>
+            <w:r>
+              <w:rPr>
+                <w:rFonts w:ascii="Arial" w:hAnsi="Arial" w:eastAsia="Arial" w:cs="Arial"/>
+                <w:i w:val="0"/>
+                <w:sz w:val="24"/>
+                <w:u w:val="none"/>
+                <w:b/>
+                <w:bCs/>
+              </w:rPr>
+              <w:t>Class Objective:</w:t>
+            </w:r>
+          </w:p>
+          <w:p>
+            <w:pPr>
+              <w:spacing w:line="360" w:lineRule="auto" w:before="0" w:after="0"/>
+            </w:pPr>
+            <w:r>
+              <w:rPr>
+                <w:rFonts w:ascii="Arial" w:hAnsi="Arial" w:eastAsia="Arial" w:cs="Arial"/>
+                <w:i w:val="0"/>
+                <w:sz w:val="24"/>
+                <w:u w:val="none"/>
+              </w:rPr>
+              <w:t>Generate STEM project ideas and connect one idea to image, sound, or sensor data.</w:t>
+            </w:r>
+          </w:p>
+          <w:p>
+            <w:pPr>
+              <w:spacing w:line="360" w:lineRule="auto" w:before="0" w:after="0"/>
+            </w:pPr>
+            <w:r>
+              <w:rPr>
+                <w:rFonts w:ascii="Arial" w:hAnsi="Arial" w:eastAsia="Arial" w:cs="Arial"/>
+                <w:b/>
+                <w:i w:val="0"/>
+                <w:sz w:val="24"/>
+                <w:u w:val="none"/>
+              </w:rPr>
+              <w:t>Pre-activities:</w:t>
+            </w:r>
+          </w:p>
+          <w:p>
+            <w:pPr>
+              <w:spacing w:line="360" w:lineRule="auto" w:before="0" w:after="0"/>
+            </w:pPr>
+            <w:r>
+              <w:rPr>
+                <w:rFonts w:ascii="Arial" w:hAnsi="Arial" w:eastAsia="Arial" w:cs="Arial"/>
+                <w:b w:val="0"/>
+                <w:i w:val="0"/>
+                <w:sz w:val="24"/>
+                <w:u w:val="none"/>
+              </w:rPr>
               <w:t>Answer: What problem could a STEM project help solve at school or home, such as noise, recycling, water use, organization, safety, or energy use?</w:t>
-              <w:br/>
-              <w:br/>
-              <w:t>While activities</w:t>
-              <w:br/>
+            </w:r>
+          </w:p>
+          <w:p>
+            <w:pPr>
+              <w:spacing w:line="360" w:lineRule="auto" w:before="0" w:after="0"/>
+            </w:pPr>
+            <w:r>
+              <w:rPr>
+                <w:rFonts w:ascii="Arial" w:hAnsi="Arial" w:eastAsia="Arial" w:cs="Arial"/>
+                <w:b/>
+                <w:i w:val="0"/>
+                <w:sz w:val="24"/>
+                <w:u w:val="none"/>
+              </w:rPr>
+              <w:t>While activities:</w:t>
+            </w:r>
+          </w:p>
+          <w:p>
+            <w:pPr>
+              <w:spacing w:line="360" w:lineRule="auto" w:before="0" w:after="0"/>
+            </w:pPr>
+            <w:r>
+              <w:rPr>
+                <w:rFonts w:ascii="Arial" w:hAnsi="Arial" w:eastAsia="Arial" w:cs="Arial"/>
+                <w:b w:val="0"/>
+                <w:i w:val="0"/>
+                <w:sz w:val="24"/>
+                <w:u w:val="none"/>
+              </w:rPr>
               <w:t>Brainstorm STEM project ideas and connect one idea to image, sound, or sensor data, such as a noise chart, recycling photo evidence, water-use readings, or safety signal, without completing the graded vocabulary table in this class.</w:t>
-              <w:br/>
-              <w:br/>
-              <w:t>Post activities</w:t>
-              <w:br/>
+            </w:r>
+          </w:p>
+          <w:p>
+            <w:pPr>
+              <w:spacing w:line="360" w:lineRule="auto" w:before="0" w:after="0"/>
+            </w:pPr>
+            <w:r>
+              <w:rPr>
+                <w:rFonts w:ascii="Arial" w:hAnsi="Arial" w:eastAsia="Arial" w:cs="Arial"/>
+                <w:b/>
+                <w:i w:val="0"/>
+                <w:sz w:val="24"/>
+                <w:u w:val="none"/>
+              </w:rPr>
+              <w:t>Post activities:</w:t>
+            </w:r>
+          </w:p>
+          <w:p>
+            <w:pPr>
+              <w:spacing w:line="360" w:lineRule="auto" w:before="0" w:after="0"/>
+            </w:pPr>
+            <w:r>
+              <w:rPr>
+                <w:rFonts w:ascii="Arial" w:hAnsi="Arial" w:eastAsia="Arial" w:cs="Arial"/>
+                <w:b w:val="0"/>
+                <w:i w:val="0"/>
+                <w:sz w:val="24"/>
+                <w:u w:val="none"/>
+              </w:rPr>
               <w:t>Share one word from the table and connect it to a project idea.</w:t>
             </w:r>
           </w:p>
@@ -358,26 +801,181 @@
               <w:bottom w:val="single" w:sz="4" w:space="0" w:color="auto"/>
               <w:right w:val="single" w:sz="4" w:space="0" w:color="auto"/>
             </w:tcBorders>
+            <w:vAlign w:val="top"/>
           </w:tcPr>
           <w:p>
-            <w:r>
-              <w:t>Topic:</w:t>
-              <w:br/>
+            <w:pPr>
+              <w:spacing w:line="360" w:lineRule="auto" w:before="0" w:after="0"/>
+            </w:pPr>
+            <w:r>
+              <w:rPr>
+                <w:rFonts w:ascii="Arial" w:hAnsi="Arial" w:eastAsia="Arial" w:cs="Arial"/>
+                <w:b/>
+                <w:i w:val="0"/>
+                <w:sz w:val="24"/>
+                <w:u w:val="none"/>
+              </w:rPr>
+              <w:t xml:space="preserve">Topic: </w:t>
+            </w:r>
+            <w:r>
+              <w:rPr>
+                <w:rFonts w:ascii="Arial" w:hAnsi="Arial" w:eastAsia="Arial" w:cs="Arial"/>
+                <w:b w:val="0"/>
+                <w:i w:val="0"/>
+                <w:sz w:val="24"/>
+                <w:u w:val="none"/>
+              </w:rPr>
               <w:t>A splash of colour and core vocabulary</w:t>
-              <w:br/>
-              <w:br/>
-              <w:t>Pre-activities</w:t>
-              <w:br/>
-              <w:t>Preview the 10 Trimester 3 vocabulary words. Match RGB color examples with red, green, and blue intensity values, such as red = 255,0,0 and yellow = 255,255,0.</w:t>
-              <w:br/>
-              <w:br/>
-              <w:t>While activities</w:t>
-              <w:br/>
-              <w:t>Complete Daily Grade #1: Create a vocabulary table for these 10 words: STEM, pixel, resolution, color depth, sample, sensor, file size, quality, compression, RGB. Then inspect a small pixel image and compare quality/file-size tradeoffs.</w:t>
-              <w:br/>
-              <w:br/>
-              <w:t>Post activities</w:t>
-              <w:br/>
+            </w:r>
+          </w:p>
+          <w:p>
+            <w:pPr>
+              <w:spacing w:line="360" w:lineRule="auto" w:before="0" w:after="0"/>
+            </w:pPr>
+            <w:r>
+              <w:rPr>
+                <w:rFonts w:ascii="Arial" w:hAnsi="Arial" w:eastAsia="Arial" w:cs="Arial"/>
+                <w:i w:val="0"/>
+                <w:sz w:val="24"/>
+                <w:u w:val="none"/>
+                <w:b/>
+                <w:bCs/>
+              </w:rPr>
+              <w:t>Class Objective:</w:t>
+            </w:r>
+          </w:p>
+          <w:p>
+            <w:pPr>
+              <w:spacing w:line="360" w:lineRule="auto" w:before="0" w:after="0"/>
+            </w:pPr>
+            <w:r>
+              <w:rPr>
+                <w:rFonts w:ascii="Arial" w:hAnsi="Arial" w:eastAsia="Arial" w:cs="Arial"/>
+                <w:i w:val="0"/>
+                <w:sz w:val="24"/>
+                <w:u w:val="none"/>
+              </w:rPr>
+              <w:t>Create a vocabulary table for these 10 words: STEM, pixel, resolution, color depth, sample, sensor, file size, quality, compression, RGB.</w:t>
+            </w:r>
+          </w:p>
+          <w:p>
+            <w:pPr>
+              <w:spacing w:line="360" w:lineRule="auto" w:before="0" w:after="0"/>
+            </w:pPr>
+            <w:r>
+              <w:rPr>
+                <w:rFonts w:ascii="Arial" w:hAnsi="Arial" w:eastAsia="Arial" w:cs="Arial"/>
+                <w:b/>
+                <w:i w:val="0"/>
+                <w:sz w:val="24"/>
+                <w:u w:val="none"/>
+              </w:rPr>
+              <w:t>Pre-activities:</w:t>
+            </w:r>
+          </w:p>
+          <w:p>
+            <w:pPr>
+              <w:spacing w:line="360" w:lineRule="auto" w:before="0" w:after="0"/>
+            </w:pPr>
+            <w:r>
+              <w:rPr>
+                <w:rFonts w:ascii="Arial" w:hAnsi="Arial" w:eastAsia="Arial" w:cs="Arial"/>
+                <w:b w:val="0"/>
+                <w:i w:val="0"/>
+                <w:sz w:val="24"/>
+                <w:u w:val="none"/>
+              </w:rPr>
+              <w:t>Preview the 10 Trimester 3 vocabulary words.</w:t>
+            </w:r>
+          </w:p>
+          <w:p>
+            <w:pPr>
+              <w:spacing w:line="360" w:lineRule="auto" w:before="0" w:after="0"/>
+            </w:pPr>
+            <w:r>
+              <w:rPr>
+                <w:rFonts w:ascii="Arial" w:hAnsi="Arial" w:eastAsia="Arial" w:cs="Arial"/>
+                <w:b w:val="0"/>
+                <w:i w:val="0"/>
+                <w:sz w:val="24"/>
+                <w:u w:val="none"/>
+              </w:rPr>
+              <w:t>Match RGB color examples with red, green, and blue intensity values, such as red = 255,0,0 and yellow = 255,255,0.</w:t>
+            </w:r>
+          </w:p>
+          <w:p>
+            <w:pPr>
+              <w:spacing w:line="360" w:lineRule="auto" w:before="0" w:after="0"/>
+            </w:pPr>
+            <w:r>
+              <w:rPr>
+                <w:rFonts w:ascii="Arial" w:hAnsi="Arial" w:eastAsia="Arial" w:cs="Arial"/>
+                <w:b/>
+                <w:i w:val="0"/>
+                <w:sz w:val="24"/>
+                <w:u w:val="none"/>
+              </w:rPr>
+              <w:t>While activities:</w:t>
+            </w:r>
+          </w:p>
+          <w:p>
+            <w:pPr>
+              <w:spacing w:line="360" w:lineRule="auto" w:before="0" w:after="0"/>
+            </w:pPr>
+            <w:r>
+              <w:rPr>
+                <w:rFonts w:ascii="Arial" w:hAnsi="Arial" w:eastAsia="Arial" w:cs="Arial"/>
+                <w:b w:val="0"/>
+                <w:i w:val="0"/>
+                <w:sz w:val="24"/>
+                <w:highlight w:val="yellow"/>
+                <w:u w:val="none"/>
+              </w:rPr>
+              <w:t>Complete Daily Grade #1: Create a vocabulary table for these 10 words: STEM, pixel, resolution, color depth, sample, sensor, file size, quality, compression, RGB.</w:t>
+            </w:r>
+          </w:p>
+          <w:p>
+            <w:pPr>
+              <w:spacing w:line="360" w:lineRule="auto" w:before="0" w:after="0"/>
+            </w:pPr>
+            <w:r>
+              <w:rPr>
+                <w:rFonts w:ascii="Arial" w:hAnsi="Arial" w:eastAsia="Arial" w:cs="Arial"/>
+                <w:b w:val="0"/>
+                <w:i w:val="0"/>
+                <w:sz w:val="24"/>
+                <w:u w:val="none"/>
+              </w:rPr>
+              <w:t>Then inspect a small pixel image and compare quality/file-size tradeoffs.</w:t>
+            </w:r>
+          </w:p>
+          <w:p>
+            <w:pPr>
+              <w:spacing w:line="360" w:lineRule="auto" w:before="0" w:after="0"/>
+            </w:pPr>
+            <w:r>
+              <w:rPr>
+                <w:rFonts w:ascii="Arial" w:hAnsi="Arial" w:eastAsia="Arial" w:cs="Arial"/>
+                <w:b/>
+                <w:i w:val="0"/>
+                <w:sz w:val="24"/>
+                <w:u w:val="none"/>
+              </w:rPr>
+              <w:t>Post activities:</w:t>
+            </w:r>
+          </w:p>
+          <w:p>
+            <w:pPr>
+              <w:spacing w:line="360" w:lineRule="auto" w:before="0" w:after="0"/>
+            </w:pPr>
+            <w:r>
+              <w:rPr>
+                <w:rFonts w:ascii="Arial" w:hAnsi="Arial" w:eastAsia="Arial" w:cs="Arial"/>
+                <w:b w:val="0"/>
+                <w:i w:val="0"/>
+                <w:sz w:val="24"/>
+                <w:u w:val="none"/>
+              </w:rPr>
               <w:t>Add one image-representation note to the STEM logbook.</w:t>
             </w:r>
           </w:p>
@@ -393,10 +991,32 @@
               <w:bottom w:val="single" w:sz="4" w:space="0" w:color="auto"/>
               <w:right w:val="single" w:sz="4" w:space="0" w:color="auto"/>
             </w:tcBorders>
+            <w:vAlign w:val="top"/>
           </w:tcPr>
           <w:p>
-            <w:r>
-              <w:t>Resources: Pen, pencil, technology notebook, student's email and password, Google Classroom, sensors, Audacity or approved web audio tool, headphones when available, dataset or survey data, chart tool, project planning sheet, projector.</w:t>
+            <w:pPr>
+              <w:spacing w:line="360" w:lineRule="auto" w:before="0" w:after="0"/>
+            </w:pPr>
+            <w:r/>
+            <w:r>
+              <w:rPr>
+                <w:rFonts w:ascii="Arial" w:hAnsi="Arial" w:eastAsia="Arial" w:cs="Arial"/>
+                <w:b/>
+                <w:i w:val="0"/>
+                <w:sz w:val="24"/>
+                <w:u w:val="none"/>
+              </w:rPr>
+              <w:t xml:space="preserve">Resources: </w:t>
+            </w:r>
+            <w:r>
+              <w:rPr>
+                <w:rFonts w:ascii="Arial" w:hAnsi="Arial" w:eastAsia="Arial" w:cs="Arial"/>
+                <w:b w:val="0"/>
+                <w:i w:val="0"/>
+                <w:sz w:val="24"/>
+                <w:u w:val="none"/>
+              </w:rPr>
+              <w:t>Pen, pencil, technology notebook, student's computer, email and password</w:t>
             </w:r>
           </w:p>
         </w:tc>
@@ -409,10 +1029,32 @@
               <w:bottom w:val="single" w:sz="4" w:space="0" w:color="auto"/>
               <w:right w:val="single" w:sz="4" w:space="0" w:color="auto"/>
             </w:tcBorders>
+            <w:vAlign w:val="top"/>
           </w:tcPr>
           <w:p>
-            <w:r>
-              <w:t>Resources: Pen, pencil, technology notebook, student's email and password, Google Classroom, sensors, Audacity or approved web audio tool, headphones when available, dataset or survey data, chart tool, project planning sheet, projector.</w:t>
+            <w:pPr>
+              <w:spacing w:line="360" w:lineRule="auto" w:before="0" w:after="0"/>
+            </w:pPr>
+            <w:r/>
+            <w:r>
+              <w:rPr>
+                <w:rFonts w:ascii="Arial" w:hAnsi="Arial" w:eastAsia="Arial" w:cs="Arial"/>
+                <w:b/>
+                <w:i w:val="0"/>
+                <w:sz w:val="24"/>
+                <w:u w:val="none"/>
+              </w:rPr>
+              <w:t xml:space="preserve">Resources: </w:t>
+            </w:r>
+            <w:r>
+              <w:rPr>
+                <w:rFonts w:ascii="Arial" w:hAnsi="Arial" w:eastAsia="Arial" w:cs="Arial"/>
+                <w:b w:val="0"/>
+                <w:i w:val="0"/>
+                <w:sz w:val="24"/>
+                <w:u w:val="none"/>
+              </w:rPr>
+              <w:t>Pen, pencil, technology notebook, student's computer, email and password</w:t>
             </w:r>
           </w:p>
         </w:tc>
@@ -428,9 +1070,30 @@
               <w:right w:val="single" w:sz="4" w:space="0" w:color="auto"/>
             </w:tcBorders>
             <w:shd w:val="clear" w:color="auto" w:fill="A8D08D"/>
+            <w:vAlign w:val="top"/>
           </w:tcPr>
           <w:p>
-            <w:r>
+            <w:pPr>
+              <w:jc w:val="center"/>
+              <w:spacing w:line="360" w:lineRule="auto" w:before="0" w:after="0"/>
+            </w:pPr>
+            <w:r>
+              <w:rPr>
+                <w:rFonts w:ascii="Arial" w:hAnsi="Arial" w:eastAsia="Arial" w:cs="Arial"/>
+                <w:b/>
+                <w:i w:val="0"/>
+                <w:sz w:val="24"/>
+                <w:u w:val="none"/>
+              </w:rPr>
+            </w:r>
+            <w:r>
+              <w:rPr>
+                <w:rFonts w:ascii="Arial" w:hAnsi="Arial" w:eastAsia="Arial" w:cs="Arial"/>
+                <w:b/>
+                <w:i w:val="0"/>
+                <w:sz w:val="24"/>
+                <w:u w:val="none"/>
+              </w:rPr>
               <w:t>9A, 9B day – 45min – September - Week 2</w:t>
             </w:r>
           </w:p>
@@ -445,9 +1108,30 @@
               <w:right w:val="single" w:sz="4" w:space="0" w:color="auto"/>
             </w:tcBorders>
             <w:shd w:val="clear" w:color="auto" w:fill="A8D08D"/>
+            <w:vAlign w:val="top"/>
           </w:tcPr>
           <w:p>
-            <w:r>
+            <w:pPr>
+              <w:jc w:val="center"/>
+              <w:spacing w:line="360" w:lineRule="auto" w:before="0" w:after="0"/>
+            </w:pPr>
+            <w:r>
+              <w:rPr>
+                <w:rFonts w:ascii="Arial" w:hAnsi="Arial" w:eastAsia="Arial" w:cs="Arial"/>
+                <w:b/>
+                <w:i w:val="0"/>
+                <w:sz w:val="24"/>
+                <w:u w:val="none"/>
+              </w:rPr>
+            </w:r>
+            <w:r>
+              <w:rPr>
+                <w:rFonts w:ascii="Arial" w:hAnsi="Arial" w:eastAsia="Arial" w:cs="Arial"/>
+                <w:b/>
+                <w:i w:val="0"/>
+                <w:sz w:val="24"/>
+                <w:u w:val="none"/>
+              </w:rPr>
               <w:t>9A, 9B day – 90 min – September - Week 2</w:t>
             </w:r>
           </w:p>
@@ -463,36 +1147,240 @@
               <w:bottom w:val="single" w:sz="4" w:space="0" w:color="auto"/>
               <w:right w:val="single" w:sz="4" w:space="0" w:color="auto"/>
             </w:tcBorders>
+            <w:vAlign w:val="top"/>
           </w:tcPr>
           <w:p>
-            <w:r>
-              <w:t>Topic:</w:t>
-              <w:br/>
+            <w:pPr>
+              <w:spacing w:line="360" w:lineRule="auto" w:before="0" w:after="0"/>
+            </w:pPr>
+            <w:r>
+              <w:rPr>
+                <w:rFonts w:ascii="Arial" w:hAnsi="Arial" w:eastAsia="Arial" w:cs="Arial"/>
+                <w:b/>
+                <w:i w:val="0"/>
+                <w:sz w:val="24"/>
+                <w:u w:val="none"/>
+              </w:rPr>
+              <w:t xml:space="preserve">Topic: </w:t>
+            </w:r>
+            <w:r>
+              <w:rPr>
+                <w:rFonts w:ascii="Arial" w:hAnsi="Arial" w:eastAsia="Arial" w:cs="Arial"/>
+                <w:b w:val="0"/>
+                <w:i w:val="0"/>
+                <w:sz w:val="24"/>
+                <w:u w:val="none"/>
+              </w:rPr>
               <w:t>Sound representation</w:t>
-              <w:br/>
-              <w:br/>
-              <w:t>Pre-activities</w:t>
-              <w:br/>
+            </w:r>
+          </w:p>
+          <w:p>
+            <w:pPr>
+              <w:spacing w:line="360" w:lineRule="auto" w:before="0" w:after="0"/>
+            </w:pPr>
+            <w:r>
+              <w:rPr>
+                <w:rFonts w:ascii="Arial" w:hAnsi="Arial" w:eastAsia="Arial" w:cs="Arial"/>
+                <w:i w:val="0"/>
+                <w:sz w:val="24"/>
+                <w:u w:val="none"/>
+                <w:b/>
+                <w:bCs/>
+              </w:rPr>
+              <w:t>Class Objective:</w:t>
+            </w:r>
+          </w:p>
+          <w:p>
+            <w:pPr>
+              <w:spacing w:line="360" w:lineRule="auto" w:before="0" w:after="0"/>
+            </w:pPr>
+            <w:r>
+              <w:rPr>
+                <w:rFonts w:ascii="Arial" w:hAnsi="Arial" w:eastAsia="Arial" w:cs="Arial"/>
+                <w:i w:val="0"/>
+                <w:sz w:val="24"/>
+                <w:u w:val="none"/>
+              </w:rPr>
+              <w:t>Practice image and sound representation questions covering pixel, resolution, color depth, sample rate, sample size, microphone, speaker, file size, quality.</w:t>
+            </w:r>
+          </w:p>
+          <w:p>
+            <w:pPr>
+              <w:spacing w:line="360" w:lineRule="auto" w:before="0" w:after="0"/>
+            </w:pPr>
+            <w:r>
+              <w:rPr>
+                <w:rFonts w:ascii="Arial" w:hAnsi="Arial" w:eastAsia="Arial" w:cs="Arial"/>
+                <w:b/>
+                <w:i w:val="0"/>
+                <w:sz w:val="24"/>
+                <w:u w:val="none"/>
+              </w:rPr>
+              <w:t>Pre-activities:</w:t>
+            </w:r>
+          </w:p>
+          <w:p>
+            <w:pPr>
+              <w:spacing w:line="360" w:lineRule="auto" w:before="0" w:after="0"/>
+            </w:pPr>
+            <w:r>
+              <w:rPr>
+                <w:rFonts w:ascii="Arial" w:hAnsi="Arial" w:eastAsia="Arial" w:cs="Arial"/>
+                <w:b w:val="0"/>
+                <w:i w:val="0"/>
+                <w:sz w:val="24"/>
+                <w:u w:val="none"/>
+              </w:rPr>
               <w:t>Review Week 2 practice vocabulary (part 1).</w:t>
-              <w:br/>
+            </w:r>
+          </w:p>
+          <w:p>
+            <w:pPr>
+              <w:spacing w:line="360" w:lineRule="auto" w:before="0" w:after="0"/>
+            </w:pPr>
+            <w:r>
+              <w:rPr>
+                <w:rFonts w:ascii="Arial" w:hAnsi="Arial" w:eastAsia="Arial" w:cs="Arial"/>
+                <w:b w:val="0"/>
+                <w:i w:val="0"/>
+                <w:sz w:val="24"/>
+                <w:u w:val="none"/>
+              </w:rPr>
               <w:t>sample rate: How often sound is measured each second</w:t>
-              <w:br/>
+            </w:r>
+          </w:p>
+          <w:p>
+            <w:pPr>
+              <w:spacing w:line="360" w:lineRule="auto" w:before="0" w:after="0"/>
+            </w:pPr>
+            <w:r>
+              <w:rPr>
+                <w:rFonts w:ascii="Arial" w:hAnsi="Arial" w:eastAsia="Arial" w:cs="Arial"/>
+                <w:b w:val="0"/>
+                <w:i w:val="0"/>
+                <w:sz w:val="24"/>
+                <w:u w:val="none"/>
+              </w:rPr>
               <w:t>sample size: How much detail each sound sample stores</w:t>
-              <w:br/>
+            </w:r>
+          </w:p>
+          <w:p>
+            <w:pPr>
+              <w:spacing w:line="360" w:lineRule="auto" w:before="0" w:after="0"/>
+            </w:pPr>
+            <w:r>
+              <w:rPr>
+                <w:rFonts w:ascii="Arial" w:hAnsi="Arial" w:eastAsia="Arial" w:cs="Arial"/>
+                <w:b w:val="0"/>
+                <w:i w:val="0"/>
+                <w:sz w:val="24"/>
+                <w:u w:val="none"/>
+              </w:rPr>
               <w:t>microphone: A device that captures sound</w:t>
-              <w:br/>
+            </w:r>
+          </w:p>
+          <w:p>
+            <w:pPr>
+              <w:spacing w:line="360" w:lineRule="auto" w:before="0" w:after="0"/>
+            </w:pPr>
+            <w:r>
+              <w:rPr>
+                <w:rFonts w:ascii="Arial" w:hAnsi="Arial" w:eastAsia="Arial" w:cs="Arial"/>
+                <w:b w:val="0"/>
+                <w:i w:val="0"/>
+                <w:sz w:val="24"/>
+                <w:u w:val="none"/>
+              </w:rPr>
               <w:t>speaker: A device that produces sound</w:t>
-              <w:br/>
+            </w:r>
+          </w:p>
+          <w:p>
+            <w:pPr>
+              <w:spacing w:line="360" w:lineRule="auto" w:before="0" w:after="0"/>
+            </w:pPr>
+            <w:r>
+              <w:rPr>
+                <w:rFonts w:ascii="Arial" w:hAnsi="Arial" w:eastAsia="Arial" w:cs="Arial"/>
+                <w:b w:val="0"/>
+                <w:i w:val="0"/>
+                <w:sz w:val="24"/>
+                <w:u w:val="none"/>
+              </w:rPr>
               <w:t>Identify which device captures sound and which device produces sound.</w:t>
-              <w:br/>
-              <w:br/>
-              <w:t>While activities</w:t>
-              <w:br/>
-              <w:t>Practice image and sound representation questions covering pixel, resolution, color depth, sample rate, sample size, microphone, speaker, file size, quality, and compression before the graded check. Include one image example and one sound example.</w:t>
-              <w:br/>
-              <w:br/>
-              <w:t>Post activities</w:t>
-              <w:br/>
+            </w:r>
+          </w:p>
+          <w:p>
+            <w:pPr>
+              <w:spacing w:line="360" w:lineRule="auto" w:before="0" w:after="0"/>
+            </w:pPr>
+            <w:r>
+              <w:rPr>
+                <w:rFonts w:ascii="Arial" w:hAnsi="Arial" w:eastAsia="Arial" w:cs="Arial"/>
+                <w:b/>
+                <w:i w:val="0"/>
+                <w:sz w:val="24"/>
+                <w:u w:val="none"/>
+              </w:rPr>
+              <w:t>While activities:</w:t>
+            </w:r>
+          </w:p>
+          <w:p>
+            <w:pPr>
+              <w:spacing w:line="360" w:lineRule="auto" w:before="0" w:after="0"/>
+            </w:pPr>
+            <w:r>
+              <w:rPr>
+                <w:rFonts w:ascii="Arial" w:hAnsi="Arial" w:eastAsia="Arial" w:cs="Arial"/>
+                <w:b w:val="0"/>
+                <w:i w:val="0"/>
+                <w:sz w:val="24"/>
+                <w:u w:val="none"/>
+              </w:rPr>
+              <w:t>Practice image and sound representation questions covering pixel, resolution, color depth, sample rate, sample size, microphone, speaker, file size, quality, and compression before the graded check.</w:t>
+            </w:r>
+          </w:p>
+          <w:p>
+            <w:pPr>
+              <w:spacing w:line="360" w:lineRule="auto" w:before="0" w:after="0"/>
+            </w:pPr>
+            <w:r>
+              <w:rPr>
+                <w:rFonts w:ascii="Arial" w:hAnsi="Arial" w:eastAsia="Arial" w:cs="Arial"/>
+                <w:b w:val="0"/>
+                <w:i w:val="0"/>
+                <w:sz w:val="24"/>
+                <w:u w:val="none"/>
+              </w:rPr>
+              <w:t>Include one image example and one sound example.</w:t>
+            </w:r>
+          </w:p>
+          <w:p>
+            <w:pPr>
+              <w:spacing w:line="360" w:lineRule="auto" w:before="0" w:after="0"/>
+            </w:pPr>
+            <w:r>
+              <w:rPr>
+                <w:rFonts w:ascii="Arial" w:hAnsi="Arial" w:eastAsia="Arial" w:cs="Arial"/>
+                <w:b/>
+                <w:i w:val="0"/>
+                <w:sz w:val="24"/>
+                <w:u w:val="none"/>
+              </w:rPr>
+              <w:t>Post activities:</w:t>
+            </w:r>
+          </w:p>
+          <w:p>
+            <w:pPr>
+              <w:spacing w:line="360" w:lineRule="auto" w:before="0" w:after="0"/>
+            </w:pPr>
+            <w:r>
+              <w:rPr>
+                <w:rFonts w:ascii="Arial" w:hAnsi="Arial" w:eastAsia="Arial" w:cs="Arial"/>
+                <w:b w:val="0"/>
+                <w:i w:val="0"/>
+                <w:sz w:val="24"/>
+                <w:u w:val="none"/>
+              </w:rPr>
               <w:t>Correct one practice answer using class notes.</w:t>
             </w:r>
           </w:p>
@@ -506,32 +1394,211 @@
               <w:bottom w:val="single" w:sz="4" w:space="0" w:color="auto"/>
               <w:right w:val="single" w:sz="4" w:space="0" w:color="auto"/>
             </w:tcBorders>
+            <w:vAlign w:val="top"/>
           </w:tcPr>
           <w:p>
-            <w:r>
-              <w:t>Topic:</w:t>
-              <w:br/>
+            <w:pPr>
+              <w:spacing w:line="360" w:lineRule="auto" w:before="0" w:after="0"/>
+            </w:pPr>
+            <w:r>
+              <w:rPr>
+                <w:rFonts w:ascii="Arial" w:hAnsi="Arial" w:eastAsia="Arial" w:cs="Arial"/>
+                <w:b/>
+                <w:i w:val="0"/>
+                <w:sz w:val="24"/>
+                <w:u w:val="none"/>
+              </w:rPr>
+              <w:t xml:space="preserve">Topic: </w:t>
+            </w:r>
+            <w:r>
+              <w:rPr>
+                <w:rFonts w:ascii="Arial" w:hAnsi="Arial" w:eastAsia="Arial" w:cs="Arial"/>
+                <w:b w:val="0"/>
+                <w:i w:val="0"/>
+                <w:sz w:val="24"/>
+                <w:u w:val="none"/>
+              </w:rPr>
               <w:t>Sonic playground</w:t>
-              <w:br/>
-              <w:br/>
-              <w:t>Pre-activities</w:t>
-              <w:br/>
+            </w:r>
+          </w:p>
+          <w:p>
+            <w:pPr>
+              <w:spacing w:line="360" w:lineRule="auto" w:before="0" w:after="0"/>
+            </w:pPr>
+            <w:r>
+              <w:rPr>
+                <w:rFonts w:ascii="Arial" w:hAnsi="Arial" w:eastAsia="Arial" w:cs="Arial"/>
+                <w:i w:val="0"/>
+                <w:sz w:val="24"/>
+                <w:u w:val="none"/>
+                <w:b/>
+                <w:bCs/>
+              </w:rPr>
+              <w:t>Class Objective:</w:t>
+            </w:r>
+          </w:p>
+          <w:p>
+            <w:pPr>
+              <w:spacing w:line="360" w:lineRule="auto" w:before="0" w:after="0"/>
+            </w:pPr>
+            <w:r>
+              <w:rPr>
+                <w:rFonts w:ascii="Arial" w:hAnsi="Arial" w:eastAsia="Arial" w:cs="Arial"/>
+                <w:i w:val="0"/>
+                <w:sz w:val="24"/>
+                <w:u w:val="none"/>
+              </w:rPr>
+              <w:t>Complete an image and sound representation check using pixel, resolution, color depth, sample rate, and compression vocabulary.</w:t>
+            </w:r>
+          </w:p>
+          <w:p>
+            <w:pPr>
+              <w:spacing w:line="360" w:lineRule="auto" w:before="0" w:after="0"/>
+            </w:pPr>
+            <w:r>
+              <w:rPr>
+                <w:rFonts w:ascii="Arial" w:hAnsi="Arial" w:eastAsia="Arial" w:cs="Arial"/>
+                <w:b/>
+                <w:i w:val="0"/>
+                <w:sz w:val="24"/>
+                <w:u w:val="none"/>
+              </w:rPr>
+              <w:t>Pre-activities:</w:t>
+            </w:r>
+          </w:p>
+          <w:p>
+            <w:pPr>
+              <w:spacing w:line="360" w:lineRule="auto" w:before="0" w:after="0"/>
+            </w:pPr>
+            <w:r>
+              <w:rPr>
+                <w:rFonts w:ascii="Arial" w:hAnsi="Arial" w:eastAsia="Arial" w:cs="Arial"/>
+                <w:b w:val="0"/>
+                <w:i w:val="0"/>
+                <w:sz w:val="24"/>
+                <w:u w:val="none"/>
+              </w:rPr>
               <w:t>Review Week 2 practice vocabulary (part 2).</w:t>
-              <w:br/>
+            </w:r>
+          </w:p>
+          <w:p>
+            <w:pPr>
+              <w:spacing w:line="360" w:lineRule="auto" w:before="0" w:after="0"/>
+            </w:pPr>
+            <w:r>
+              <w:rPr>
+                <w:rFonts w:ascii="Arial" w:hAnsi="Arial" w:eastAsia="Arial" w:cs="Arial"/>
+                <w:b w:val="0"/>
+                <w:i w:val="0"/>
+                <w:sz w:val="24"/>
+                <w:u w:val="none"/>
+              </w:rPr>
               <w:t>sound quality: How clear or accurate sound is</w:t>
-              <w:br/>
+            </w:r>
+          </w:p>
+          <w:p>
+            <w:pPr>
+              <w:spacing w:line="360" w:lineRule="auto" w:before="0" w:after="0"/>
+            </w:pPr>
+            <w:r>
+              <w:rPr>
+                <w:rFonts w:ascii="Arial" w:hAnsi="Arial" w:eastAsia="Arial" w:cs="Arial"/>
+                <w:b w:val="0"/>
+                <w:i w:val="0"/>
+                <w:sz w:val="24"/>
+                <w:u w:val="none"/>
+              </w:rPr>
               <w:t>audio: Sound stored or played by a device</w:t>
-              <w:br/>
+            </w:r>
+          </w:p>
+          <w:p>
+            <w:pPr>
+              <w:spacing w:line="360" w:lineRule="auto" w:before="0" w:after="0"/>
+            </w:pPr>
+            <w:r>
+              <w:rPr>
+                <w:rFonts w:ascii="Arial" w:hAnsi="Arial" w:eastAsia="Arial" w:cs="Arial"/>
+                <w:b w:val="0"/>
+                <w:i w:val="0"/>
+                <w:sz w:val="24"/>
+                <w:u w:val="none"/>
+              </w:rPr>
               <w:t>file setting: An option that changes how a file is saved</w:t>
-              <w:br/>
-              <w:br/>
-              <w:t>While activities</w:t>
-              <w:br/>
-              <w:t>Complete Daily Grade #2: Answer a 10-item image and sound representation check covering pixel, resolution, color depth, sample rate, sample size, microphone, speaker, file size, quality, and compression. Then use Audacity or an approved web audio tool to compare two sample rates or file settings.</w:t>
-              <w:br/>
-              <w:br/>
-              <w:t>Post activities</w:t>
-              <w:br/>
+            </w:r>
+          </w:p>
+          <w:p>
+            <w:pPr>
+              <w:spacing w:line="360" w:lineRule="auto" w:before="0" w:after="0"/>
+            </w:pPr>
+            <w:r>
+              <w:rPr>
+                <w:rFonts w:ascii="Arial" w:hAnsi="Arial" w:eastAsia="Arial" w:cs="Arial"/>
+                <w:b/>
+                <w:i w:val="0"/>
+                <w:sz w:val="24"/>
+                <w:u w:val="none"/>
+              </w:rPr>
+              <w:t>While activities:</w:t>
+            </w:r>
+          </w:p>
+          <w:p>
+            <w:pPr>
+              <w:spacing w:line="360" w:lineRule="auto" w:before="0" w:after="0"/>
+            </w:pPr>
+            <w:r>
+              <w:rPr>
+                <w:rFonts w:ascii="Arial" w:hAnsi="Arial" w:eastAsia="Arial" w:cs="Arial"/>
+                <w:b w:val="0"/>
+                <w:i w:val="0"/>
+                <w:sz w:val="24"/>
+                <w:highlight w:val="yellow"/>
+                <w:u w:val="none"/>
+              </w:rPr>
+              <w:t>Complete Daily Grade #2: Answer a 10-item image and sound representation check covering pixel, resolution, color depth, sample rate, sample size, microphone, speaker, file size, quality, and compression.</w:t>
+            </w:r>
+          </w:p>
+          <w:p>
+            <w:pPr>
+              <w:spacing w:line="360" w:lineRule="auto" w:before="0" w:after="0"/>
+            </w:pPr>
+            <w:r>
+              <w:rPr>
+                <w:rFonts w:ascii="Arial" w:hAnsi="Arial" w:eastAsia="Arial" w:cs="Arial"/>
+                <w:b w:val="0"/>
+                <w:i w:val="0"/>
+                <w:sz w:val="24"/>
+                <w:u w:val="none"/>
+              </w:rPr>
+              <w:t>Then use Audacity or an approved web audio tool to compare two sample rates or file settings.</w:t>
+            </w:r>
+          </w:p>
+          <w:p>
+            <w:pPr>
+              <w:spacing w:line="360" w:lineRule="auto" w:before="0" w:after="0"/>
+            </w:pPr>
+            <w:r>
+              <w:rPr>
+                <w:rFonts w:ascii="Arial" w:hAnsi="Arial" w:eastAsia="Arial" w:cs="Arial"/>
+                <w:b/>
+                <w:i w:val="0"/>
+                <w:sz w:val="24"/>
+                <w:u w:val="none"/>
+              </w:rPr>
+              <w:t>Post activities:</w:t>
+            </w:r>
+          </w:p>
+          <w:p>
+            <w:pPr>
+              <w:spacing w:line="360" w:lineRule="auto" w:before="0" w:after="0"/>
+            </w:pPr>
+            <w:r>
+              <w:rPr>
+                <w:rFonts w:ascii="Arial" w:hAnsi="Arial" w:eastAsia="Arial" w:cs="Arial"/>
+                <w:b w:val="0"/>
+                <w:i w:val="0"/>
+                <w:sz w:val="24"/>
+                <w:u w:val="none"/>
+              </w:rPr>
               <w:t>Submit the sound evidence table in Google Classroom for a quick progress check.</w:t>
             </w:r>
           </w:p>
@@ -547,10 +1614,32 @@
               <w:bottom w:val="single" w:sz="4" w:space="0" w:color="auto"/>
               <w:right w:val="single" w:sz="4" w:space="0" w:color="auto"/>
             </w:tcBorders>
+            <w:vAlign w:val="top"/>
           </w:tcPr>
           <w:p>
-            <w:r>
-              <w:t>Resources: Pen, pencil, technology notebook, student's email and password, Google Classroom, sensors, Audacity or approved web audio tool, headphones when available, dataset or survey data, chart tool, project planning sheet, projector.</w:t>
+            <w:pPr>
+              <w:spacing w:line="360" w:lineRule="auto" w:before="0" w:after="0"/>
+            </w:pPr>
+            <w:r/>
+            <w:r>
+              <w:rPr>
+                <w:rFonts w:ascii="Arial" w:hAnsi="Arial" w:eastAsia="Arial" w:cs="Arial"/>
+                <w:b/>
+                <w:i w:val="0"/>
+                <w:sz w:val="24"/>
+                <w:u w:val="none"/>
+              </w:rPr>
+              <w:t xml:space="preserve">Resources: </w:t>
+            </w:r>
+            <w:r>
+              <w:rPr>
+                <w:rFonts w:ascii="Arial" w:hAnsi="Arial" w:eastAsia="Arial" w:cs="Arial"/>
+                <w:b w:val="0"/>
+                <w:i w:val="0"/>
+                <w:sz w:val="24"/>
+                <w:u w:val="none"/>
+              </w:rPr>
+              <w:t>Pen, pencil, technology notebook, student's computer, email and password</w:t>
             </w:r>
           </w:p>
         </w:tc>
@@ -563,10 +1652,32 @@
               <w:bottom w:val="single" w:sz="4" w:space="0" w:color="auto"/>
               <w:right w:val="single" w:sz="4" w:space="0" w:color="auto"/>
             </w:tcBorders>
+            <w:vAlign w:val="top"/>
           </w:tcPr>
           <w:p>
-            <w:r>
-              <w:t>Resources: Pen, pencil, technology notebook, student's email and password, Google Classroom, sensors, Audacity or approved web audio tool, headphones when available, dataset or survey data, chart tool, project planning sheet, projector.</w:t>
+            <w:pPr>
+              <w:spacing w:line="360" w:lineRule="auto" w:before="0" w:after="0"/>
+            </w:pPr>
+            <w:r/>
+            <w:r>
+              <w:rPr>
+                <w:rFonts w:ascii="Arial" w:hAnsi="Arial" w:eastAsia="Arial" w:cs="Arial"/>
+                <w:b/>
+                <w:i w:val="0"/>
+                <w:sz w:val="24"/>
+                <w:u w:val="none"/>
+              </w:rPr>
+              <w:t xml:space="preserve">Resources: </w:t>
+            </w:r>
+            <w:r>
+              <w:rPr>
+                <w:rFonts w:ascii="Arial" w:hAnsi="Arial" w:eastAsia="Arial" w:cs="Arial"/>
+                <w:b w:val="0"/>
+                <w:i w:val="0"/>
+                <w:sz w:val="24"/>
+                <w:u w:val="none"/>
+              </w:rPr>
+              <w:t>Pen, pencil, technology notebook, student's computer, email and password</w:t>
             </w:r>
           </w:p>
         </w:tc>
@@ -582,9 +1693,30 @@
               <w:right w:val="single" w:sz="4" w:space="0" w:color="auto"/>
             </w:tcBorders>
             <w:shd w:val="clear" w:color="auto" w:fill="A8D08D"/>
+            <w:vAlign w:val="top"/>
           </w:tcPr>
           <w:p>
-            <w:r>
+            <w:pPr>
+              <w:jc w:val="center"/>
+              <w:spacing w:line="360" w:lineRule="auto" w:before="0" w:after="0"/>
+            </w:pPr>
+            <w:r>
+              <w:rPr>
+                <w:rFonts w:ascii="Arial" w:hAnsi="Arial" w:eastAsia="Arial" w:cs="Arial"/>
+                <w:b/>
+                <w:i w:val="0"/>
+                <w:sz w:val="24"/>
+                <w:u w:val="none"/>
+              </w:rPr>
+            </w:r>
+            <w:r>
+              <w:rPr>
+                <w:rFonts w:ascii="Arial" w:hAnsi="Arial" w:eastAsia="Arial" w:cs="Arial"/>
+                <w:b/>
+                <w:i w:val="0"/>
+                <w:sz w:val="24"/>
+                <w:u w:val="none"/>
+              </w:rPr>
               <w:t>9A, 9B day – 45min – September - No scheduled class</w:t>
             </w:r>
           </w:p>
@@ -599,9 +1731,30 @@
               <w:right w:val="single" w:sz="4" w:space="0" w:color="auto"/>
             </w:tcBorders>
             <w:shd w:val="clear" w:color="auto" w:fill="A8D08D"/>
+            <w:vAlign w:val="top"/>
           </w:tcPr>
           <w:p>
-            <w:r>
+            <w:pPr>
+              <w:jc w:val="center"/>
+              <w:spacing w:line="360" w:lineRule="auto" w:before="0" w:after="0"/>
+            </w:pPr>
+            <w:r>
+              <w:rPr>
+                <w:rFonts w:ascii="Arial" w:hAnsi="Arial" w:eastAsia="Arial" w:cs="Arial"/>
+                <w:b/>
+                <w:i w:val="0"/>
+                <w:sz w:val="24"/>
+                <w:u w:val="none"/>
+              </w:rPr>
+            </w:r>
+            <w:r>
+              <w:rPr>
+                <w:rFonts w:ascii="Arial" w:hAnsi="Arial" w:eastAsia="Arial" w:cs="Arial"/>
+                <w:b/>
+                <w:i w:val="0"/>
+                <w:sz w:val="24"/>
+                <w:u w:val="none"/>
+              </w:rPr>
               <w:t>9A, 9B day – 90 min – September - No scheduled class</w:t>
             </w:r>
           </w:p>
@@ -617,26 +1770,120 @@
               <w:bottom w:val="single" w:sz="4" w:space="0" w:color="auto"/>
               <w:right w:val="single" w:sz="4" w:space="0" w:color="auto"/>
             </w:tcBorders>
+            <w:vAlign w:val="top"/>
           </w:tcPr>
           <w:p>
-            <w:r>
-              <w:t>Topic:</w:t>
-              <w:br/>
+            <w:pPr>
+              <w:spacing w:line="360" w:lineRule="auto" w:before="0" w:after="0"/>
+            </w:pPr>
+            <w:r>
+              <w:rPr>
+                <w:rFonts w:ascii="Arial" w:hAnsi="Arial" w:eastAsia="Arial" w:cs="Arial"/>
+                <w:b/>
+                <w:i w:val="0"/>
+                <w:sz w:val="24"/>
+                <w:u w:val="none"/>
+              </w:rPr>
+              <w:t xml:space="preserve">Topic: </w:t>
+            </w:r>
+            <w:r>
+              <w:rPr>
+                <w:rFonts w:ascii="Arial" w:hAnsi="Arial" w:eastAsia="Arial" w:cs="Arial"/>
+                <w:b w:val="0"/>
+                <w:i w:val="0"/>
+                <w:sz w:val="24"/>
+                <w:u w:val="none"/>
+              </w:rPr>
               <w:t>No regular class scheduled in this monthly plan.</w:t>
-              <w:br/>
-              <w:br/>
-              <w:t>Pre-activities</w:t>
-              <w:br/>
+            </w:r>
+          </w:p>
+          <w:p>
+            <w:pPr>
+              <w:spacing w:line="360" w:lineRule="auto" w:before="0" w:after="0"/>
+            </w:pPr>
+            <w:r>
+              <w:rPr>
+                <w:rFonts w:ascii="Arial" w:hAnsi="Arial" w:eastAsia="Arial" w:cs="Arial"/>
+                <w:b/>
+                <w:i w:val="0"/>
+                <w:sz w:val="24"/>
+                <w:u w:val="none"/>
+              </w:rPr>
+              <w:t>Pre-activities:</w:t>
+            </w:r>
+          </w:p>
+          <w:p>
+            <w:pPr>
+              <w:spacing w:line="360" w:lineRule="auto" w:before="0" w:after="0"/>
+            </w:pPr>
+            <w:r>
+              <w:rPr>
+                <w:rFonts w:ascii="Arial" w:hAnsi="Arial" w:eastAsia="Arial" w:cs="Arial"/>
+                <w:b w:val="0"/>
+                <w:i w:val="0"/>
+                <w:sz w:val="24"/>
+                <w:u w:val="none"/>
+              </w:rPr>
               <w:t>No activity scheduled.</w:t>
-              <w:br/>
-              <w:br/>
-              <w:t>While activities</w:t>
-              <w:br/>
+            </w:r>
+          </w:p>
+          <w:p>
+            <w:pPr>
+              <w:spacing w:line="360" w:lineRule="auto" w:before="0" w:after="0"/>
+            </w:pPr>
+            <w:r>
+              <w:rPr>
+                <w:rFonts w:ascii="Arial" w:hAnsi="Arial" w:eastAsia="Arial" w:cs="Arial"/>
+                <w:b/>
+                <w:i w:val="0"/>
+                <w:sz w:val="24"/>
+                <w:u w:val="none"/>
+              </w:rPr>
+              <w:t>While activities:</w:t>
+            </w:r>
+          </w:p>
+          <w:p>
+            <w:pPr>
+              <w:spacing w:line="360" w:lineRule="auto" w:before="0" w:after="0"/>
+            </w:pPr>
+            <w:r>
+              <w:rPr>
+                <w:rFonts w:ascii="Arial" w:hAnsi="Arial" w:eastAsia="Arial" w:cs="Arial"/>
+                <w:b w:val="0"/>
+                <w:i w:val="0"/>
+                <w:sz w:val="24"/>
+                <w:u w:val="none"/>
+              </w:rPr>
               <w:t>No activity scheduled.</w:t>
-              <w:br/>
-              <w:br/>
-              <w:t>Post activities</w:t>
-              <w:br/>
+            </w:r>
+          </w:p>
+          <w:p>
+            <w:pPr>
+              <w:spacing w:line="360" w:lineRule="auto" w:before="0" w:after="0"/>
+            </w:pPr>
+            <w:r>
+              <w:rPr>
+                <w:rFonts w:ascii="Arial" w:hAnsi="Arial" w:eastAsia="Arial" w:cs="Arial"/>
+                <w:b/>
+                <w:i w:val="0"/>
+                <w:sz w:val="24"/>
+                <w:u w:val="none"/>
+              </w:rPr>
+              <w:t>Post activities:</w:t>
+            </w:r>
+          </w:p>
+          <w:p>
+            <w:pPr>
+              <w:spacing w:line="360" w:lineRule="auto" w:before="0" w:after="0"/>
+            </w:pPr>
+            <w:r>
+              <w:rPr>
+                <w:rFonts w:ascii="Arial" w:hAnsi="Arial" w:eastAsia="Arial" w:cs="Arial"/>
+                <w:b w:val="0"/>
+                <w:i w:val="0"/>
+                <w:sz w:val="24"/>
+                <w:u w:val="none"/>
+              </w:rPr>
               <w:t>No activity scheduled.</w:t>
             </w:r>
           </w:p>
@@ -650,26 +1897,120 @@
               <w:bottom w:val="single" w:sz="4" w:space="0" w:color="auto"/>
               <w:right w:val="single" w:sz="4" w:space="0" w:color="auto"/>
             </w:tcBorders>
+            <w:vAlign w:val="top"/>
           </w:tcPr>
           <w:p>
-            <w:r>
-              <w:t>Topic:</w:t>
-              <w:br/>
+            <w:pPr>
+              <w:spacing w:line="360" w:lineRule="auto" w:before="0" w:after="0"/>
+            </w:pPr>
+            <w:r>
+              <w:rPr>
+                <w:rFonts w:ascii="Arial" w:hAnsi="Arial" w:eastAsia="Arial" w:cs="Arial"/>
+                <w:b/>
+                <w:i w:val="0"/>
+                <w:sz w:val="24"/>
+                <w:u w:val="none"/>
+              </w:rPr>
+              <w:t xml:space="preserve">Topic: </w:t>
+            </w:r>
+            <w:r>
+              <w:rPr>
+                <w:rFonts w:ascii="Arial" w:hAnsi="Arial" w:eastAsia="Arial" w:cs="Arial"/>
+                <w:b w:val="0"/>
+                <w:i w:val="0"/>
+                <w:sz w:val="24"/>
+                <w:u w:val="none"/>
+              </w:rPr>
               <w:t>No regular class scheduled in this monthly plan.</w:t>
-              <w:br/>
-              <w:br/>
-              <w:t>Pre-activities</w:t>
-              <w:br/>
+            </w:r>
+          </w:p>
+          <w:p>
+            <w:pPr>
+              <w:spacing w:line="360" w:lineRule="auto" w:before="0" w:after="0"/>
+            </w:pPr>
+            <w:r>
+              <w:rPr>
+                <w:rFonts w:ascii="Arial" w:hAnsi="Arial" w:eastAsia="Arial" w:cs="Arial"/>
+                <w:b/>
+                <w:i w:val="0"/>
+                <w:sz w:val="24"/>
+                <w:u w:val="none"/>
+              </w:rPr>
+              <w:t>Pre-activities:</w:t>
+            </w:r>
+          </w:p>
+          <w:p>
+            <w:pPr>
+              <w:spacing w:line="360" w:lineRule="auto" w:before="0" w:after="0"/>
+            </w:pPr>
+            <w:r>
+              <w:rPr>
+                <w:rFonts w:ascii="Arial" w:hAnsi="Arial" w:eastAsia="Arial" w:cs="Arial"/>
+                <w:b w:val="0"/>
+                <w:i w:val="0"/>
+                <w:sz w:val="24"/>
+                <w:u w:val="none"/>
+              </w:rPr>
               <w:t>No activity scheduled.</w:t>
-              <w:br/>
-              <w:br/>
-              <w:t>While activities</w:t>
-              <w:br/>
+            </w:r>
+          </w:p>
+          <w:p>
+            <w:pPr>
+              <w:spacing w:line="360" w:lineRule="auto" w:before="0" w:after="0"/>
+            </w:pPr>
+            <w:r>
+              <w:rPr>
+                <w:rFonts w:ascii="Arial" w:hAnsi="Arial" w:eastAsia="Arial" w:cs="Arial"/>
+                <w:b/>
+                <w:i w:val="0"/>
+                <w:sz w:val="24"/>
+                <w:u w:val="none"/>
+              </w:rPr>
+              <w:t>While activities:</w:t>
+            </w:r>
+          </w:p>
+          <w:p>
+            <w:pPr>
+              <w:spacing w:line="360" w:lineRule="auto" w:before="0" w:after="0"/>
+            </w:pPr>
+            <w:r>
+              <w:rPr>
+                <w:rFonts w:ascii="Arial" w:hAnsi="Arial" w:eastAsia="Arial" w:cs="Arial"/>
+                <w:b w:val="0"/>
+                <w:i w:val="0"/>
+                <w:sz w:val="24"/>
+                <w:u w:val="none"/>
+              </w:rPr>
               <w:t>No activity scheduled.</w:t>
-              <w:br/>
-              <w:br/>
-              <w:t>Post activities</w:t>
-              <w:br/>
+            </w:r>
+          </w:p>
+          <w:p>
+            <w:pPr>
+              <w:spacing w:line="360" w:lineRule="auto" w:before="0" w:after="0"/>
+            </w:pPr>
+            <w:r>
+              <w:rPr>
+                <w:rFonts w:ascii="Arial" w:hAnsi="Arial" w:eastAsia="Arial" w:cs="Arial"/>
+                <w:b/>
+                <w:i w:val="0"/>
+                <w:sz w:val="24"/>
+                <w:u w:val="none"/>
+              </w:rPr>
+              <w:t>Post activities:</w:t>
+            </w:r>
+          </w:p>
+          <w:p>
+            <w:pPr>
+              <w:spacing w:line="360" w:lineRule="auto" w:before="0" w:after="0"/>
+            </w:pPr>
+            <w:r>
+              <w:rPr>
+                <w:rFonts w:ascii="Arial" w:hAnsi="Arial" w:eastAsia="Arial" w:cs="Arial"/>
+                <w:b w:val="0"/>
+                <w:i w:val="0"/>
+                <w:sz w:val="24"/>
+                <w:u w:val="none"/>
+              </w:rPr>
               <w:t>No activity scheduled.</w:t>
             </w:r>
           </w:p>
@@ -688,10 +2029,32 @@
               <w:bottom w:val="single" w:sz="4" w:space="0" w:color="auto"/>
               <w:right w:val="single" w:sz="4" w:space="0" w:color="auto"/>
             </w:tcBorders>
+            <w:vAlign w:val="top"/>
           </w:tcPr>
           <w:p>
-            <w:r>
-              <w:t>Resources: No regular class scheduled.</w:t>
+            <w:pPr>
+              <w:spacing w:line="360" w:lineRule="auto" w:before="0" w:after="0"/>
+            </w:pPr>
+            <w:r/>
+            <w:r>
+              <w:rPr>
+                <w:rFonts w:ascii="Arial" w:hAnsi="Arial" w:eastAsia="Arial" w:cs="Arial"/>
+                <w:b/>
+                <w:i w:val="0"/>
+                <w:sz w:val="24"/>
+                <w:u w:val="none"/>
+              </w:rPr>
+              <w:t xml:space="preserve">Resources: </w:t>
+            </w:r>
+            <w:r>
+              <w:rPr>
+                <w:rFonts w:ascii="Arial" w:hAnsi="Arial" w:eastAsia="Arial" w:cs="Arial"/>
+                <w:b w:val="0"/>
+                <w:i w:val="0"/>
+                <w:sz w:val="24"/>
+                <w:u w:val="none"/>
+              </w:rPr>
+              <w:t>Pen, pencil, technology notebook, student's computer, email and password</w:t>
             </w:r>
           </w:p>
         </w:tc>
@@ -704,10 +2067,32 @@
               <w:bottom w:val="single" w:sz="4" w:space="0" w:color="auto"/>
               <w:right w:val="single" w:sz="4" w:space="0" w:color="auto"/>
             </w:tcBorders>
+            <w:vAlign w:val="top"/>
           </w:tcPr>
           <w:p>
-            <w:r>
-              <w:t>Resources: No regular class scheduled.</w:t>
+            <w:pPr>
+              <w:spacing w:line="360" w:lineRule="auto" w:before="0" w:after="0"/>
+            </w:pPr>
+            <w:r/>
+            <w:r>
+              <w:rPr>
+                <w:rFonts w:ascii="Arial" w:hAnsi="Arial" w:eastAsia="Arial" w:cs="Arial"/>
+                <w:b/>
+                <w:i w:val="0"/>
+                <w:sz w:val="24"/>
+                <w:u w:val="none"/>
+              </w:rPr>
+              <w:t xml:space="preserve">Resources: </w:t>
+            </w:r>
+            <w:r>
+              <w:rPr>
+                <w:rFonts w:ascii="Arial" w:hAnsi="Arial" w:eastAsia="Arial" w:cs="Arial"/>
+                <w:b w:val="0"/>
+                <w:i w:val="0"/>
+                <w:sz w:val="24"/>
+                <w:u w:val="none"/>
+              </w:rPr>
+              <w:t>Pen, pencil, technology notebook, student's computer, email and password</w:t>
             </w:r>
           </w:p>
         </w:tc>
@@ -723,9 +2108,30 @@
               <w:right w:val="single" w:sz="4" w:space="0" w:color="auto"/>
             </w:tcBorders>
             <w:shd w:val="clear" w:color="auto" w:fill="A8D08D"/>
+            <w:vAlign w:val="top"/>
           </w:tcPr>
           <w:p>
-            <w:r>
+            <w:pPr>
+              <w:jc w:val="center"/>
+              <w:spacing w:line="360" w:lineRule="auto" w:before="0" w:after="0"/>
+            </w:pPr>
+            <w:r>
+              <w:rPr>
+                <w:rFonts w:ascii="Arial" w:hAnsi="Arial" w:eastAsia="Arial" w:cs="Arial"/>
+                <w:b/>
+                <w:i w:val="0"/>
+                <w:sz w:val="24"/>
+                <w:u w:val="none"/>
+              </w:rPr>
+            </w:r>
+            <w:r>
+              <w:rPr>
+                <w:rFonts w:ascii="Arial" w:hAnsi="Arial" w:eastAsia="Arial" w:cs="Arial"/>
+                <w:b/>
+                <w:i w:val="0"/>
+                <w:sz w:val="24"/>
+                <w:u w:val="none"/>
+              </w:rPr>
               <w:t>9A, 9B day – 45min – September - No scheduled class</w:t>
             </w:r>
           </w:p>
@@ -740,9 +2146,30 @@
               <w:right w:val="single" w:sz="4" w:space="0" w:color="auto"/>
             </w:tcBorders>
             <w:shd w:val="clear" w:color="auto" w:fill="A8D08D"/>
+            <w:vAlign w:val="top"/>
           </w:tcPr>
           <w:p>
-            <w:r>
+            <w:pPr>
+              <w:jc w:val="center"/>
+              <w:spacing w:line="360" w:lineRule="auto" w:before="0" w:after="0"/>
+            </w:pPr>
+            <w:r>
+              <w:rPr>
+                <w:rFonts w:ascii="Arial" w:hAnsi="Arial" w:eastAsia="Arial" w:cs="Arial"/>
+                <w:b/>
+                <w:i w:val="0"/>
+                <w:sz w:val="24"/>
+                <w:u w:val="none"/>
+              </w:rPr>
+            </w:r>
+            <w:r>
+              <w:rPr>
+                <w:rFonts w:ascii="Arial" w:hAnsi="Arial" w:eastAsia="Arial" w:cs="Arial"/>
+                <w:b/>
+                <w:i w:val="0"/>
+                <w:sz w:val="24"/>
+                <w:u w:val="none"/>
+              </w:rPr>
               <w:t>9A, 9B day – 90 min – September - No scheduled class</w:t>
             </w:r>
           </w:p>
@@ -758,26 +2185,120 @@
               <w:bottom w:val="single" w:sz="4" w:space="0" w:color="auto"/>
               <w:right w:val="single" w:sz="4" w:space="0" w:color="auto"/>
             </w:tcBorders>
+            <w:vAlign w:val="top"/>
           </w:tcPr>
           <w:p>
-            <w:r>
-              <w:t>Topic:</w:t>
-              <w:br/>
+            <w:pPr>
+              <w:spacing w:line="360" w:lineRule="auto" w:before="0" w:after="0"/>
+            </w:pPr>
+            <w:r>
+              <w:rPr>
+                <w:rFonts w:ascii="Arial" w:hAnsi="Arial" w:eastAsia="Arial" w:cs="Arial"/>
+                <w:b/>
+                <w:i w:val="0"/>
+                <w:sz w:val="24"/>
+                <w:u w:val="none"/>
+              </w:rPr>
+              <w:t xml:space="preserve">Topic: </w:t>
+            </w:r>
+            <w:r>
+              <w:rPr>
+                <w:rFonts w:ascii="Arial" w:hAnsi="Arial" w:eastAsia="Arial" w:cs="Arial"/>
+                <w:b w:val="0"/>
+                <w:i w:val="0"/>
+                <w:sz w:val="24"/>
+                <w:u w:val="none"/>
+              </w:rPr>
               <w:t>No regular class scheduled in this monthly plan.</w:t>
-              <w:br/>
-              <w:br/>
-              <w:t>Pre-activities</w:t>
-              <w:br/>
+            </w:r>
+          </w:p>
+          <w:p>
+            <w:pPr>
+              <w:spacing w:line="360" w:lineRule="auto" w:before="0" w:after="0"/>
+            </w:pPr>
+            <w:r>
+              <w:rPr>
+                <w:rFonts w:ascii="Arial" w:hAnsi="Arial" w:eastAsia="Arial" w:cs="Arial"/>
+                <w:b/>
+                <w:i w:val="0"/>
+                <w:sz w:val="24"/>
+                <w:u w:val="none"/>
+              </w:rPr>
+              <w:t>Pre-activities:</w:t>
+            </w:r>
+          </w:p>
+          <w:p>
+            <w:pPr>
+              <w:spacing w:line="360" w:lineRule="auto" w:before="0" w:after="0"/>
+            </w:pPr>
+            <w:r>
+              <w:rPr>
+                <w:rFonts w:ascii="Arial" w:hAnsi="Arial" w:eastAsia="Arial" w:cs="Arial"/>
+                <w:b w:val="0"/>
+                <w:i w:val="0"/>
+                <w:sz w:val="24"/>
+                <w:u w:val="none"/>
+              </w:rPr>
               <w:t>No activity scheduled.</w:t>
-              <w:br/>
-              <w:br/>
-              <w:t>While activities</w:t>
-              <w:br/>
+            </w:r>
+          </w:p>
+          <w:p>
+            <w:pPr>
+              <w:spacing w:line="360" w:lineRule="auto" w:before="0" w:after="0"/>
+            </w:pPr>
+            <w:r>
+              <w:rPr>
+                <w:rFonts w:ascii="Arial" w:hAnsi="Arial" w:eastAsia="Arial" w:cs="Arial"/>
+                <w:b/>
+                <w:i w:val="0"/>
+                <w:sz w:val="24"/>
+                <w:u w:val="none"/>
+              </w:rPr>
+              <w:t>While activities:</w:t>
+            </w:r>
+          </w:p>
+          <w:p>
+            <w:pPr>
+              <w:spacing w:line="360" w:lineRule="auto" w:before="0" w:after="0"/>
+            </w:pPr>
+            <w:r>
+              <w:rPr>
+                <w:rFonts w:ascii="Arial" w:hAnsi="Arial" w:eastAsia="Arial" w:cs="Arial"/>
+                <w:b w:val="0"/>
+                <w:i w:val="0"/>
+                <w:sz w:val="24"/>
+                <w:u w:val="none"/>
+              </w:rPr>
               <w:t>No activity scheduled.</w:t>
-              <w:br/>
-              <w:br/>
-              <w:t>Post activities</w:t>
-              <w:br/>
+            </w:r>
+          </w:p>
+          <w:p>
+            <w:pPr>
+              <w:spacing w:line="360" w:lineRule="auto" w:before="0" w:after="0"/>
+            </w:pPr>
+            <w:r>
+              <w:rPr>
+                <w:rFonts w:ascii="Arial" w:hAnsi="Arial" w:eastAsia="Arial" w:cs="Arial"/>
+                <w:b/>
+                <w:i w:val="0"/>
+                <w:sz w:val="24"/>
+                <w:u w:val="none"/>
+              </w:rPr>
+              <w:t>Post activities:</w:t>
+            </w:r>
+          </w:p>
+          <w:p>
+            <w:pPr>
+              <w:spacing w:line="360" w:lineRule="auto" w:before="0" w:after="0"/>
+            </w:pPr>
+            <w:r>
+              <w:rPr>
+                <w:rFonts w:ascii="Arial" w:hAnsi="Arial" w:eastAsia="Arial" w:cs="Arial"/>
+                <w:b w:val="0"/>
+                <w:i w:val="0"/>
+                <w:sz w:val="24"/>
+                <w:u w:val="none"/>
+              </w:rPr>
               <w:t>No activity scheduled.</w:t>
             </w:r>
           </w:p>
@@ -791,26 +2312,120 @@
               <w:bottom w:val="single" w:sz="4" w:space="0" w:color="auto"/>
               <w:right w:val="single" w:sz="4" w:space="0" w:color="auto"/>
             </w:tcBorders>
+            <w:vAlign w:val="top"/>
           </w:tcPr>
           <w:p>
-            <w:r>
-              <w:t>Topic:</w:t>
-              <w:br/>
+            <w:pPr>
+              <w:spacing w:line="360" w:lineRule="auto" w:before="0" w:after="0"/>
+            </w:pPr>
+            <w:r>
+              <w:rPr>
+                <w:rFonts w:ascii="Arial" w:hAnsi="Arial" w:eastAsia="Arial" w:cs="Arial"/>
+                <w:b/>
+                <w:i w:val="0"/>
+                <w:sz w:val="24"/>
+                <w:u w:val="none"/>
+              </w:rPr>
+              <w:t xml:space="preserve">Topic: </w:t>
+            </w:r>
+            <w:r>
+              <w:rPr>
+                <w:rFonts w:ascii="Arial" w:hAnsi="Arial" w:eastAsia="Arial" w:cs="Arial"/>
+                <w:b w:val="0"/>
+                <w:i w:val="0"/>
+                <w:sz w:val="24"/>
+                <w:u w:val="none"/>
+              </w:rPr>
               <w:t>No regular class scheduled in this monthly plan.</w:t>
-              <w:br/>
-              <w:br/>
-              <w:t>Pre-activities</w:t>
-              <w:br/>
+            </w:r>
+          </w:p>
+          <w:p>
+            <w:pPr>
+              <w:spacing w:line="360" w:lineRule="auto" w:before="0" w:after="0"/>
+            </w:pPr>
+            <w:r>
+              <w:rPr>
+                <w:rFonts w:ascii="Arial" w:hAnsi="Arial" w:eastAsia="Arial" w:cs="Arial"/>
+                <w:b/>
+                <w:i w:val="0"/>
+                <w:sz w:val="24"/>
+                <w:u w:val="none"/>
+              </w:rPr>
+              <w:t>Pre-activities:</w:t>
+            </w:r>
+          </w:p>
+          <w:p>
+            <w:pPr>
+              <w:spacing w:line="360" w:lineRule="auto" w:before="0" w:after="0"/>
+            </w:pPr>
+            <w:r>
+              <w:rPr>
+                <w:rFonts w:ascii="Arial" w:hAnsi="Arial" w:eastAsia="Arial" w:cs="Arial"/>
+                <w:b w:val="0"/>
+                <w:i w:val="0"/>
+                <w:sz w:val="24"/>
+                <w:u w:val="none"/>
+              </w:rPr>
               <w:t>No activity scheduled.</w:t>
-              <w:br/>
-              <w:br/>
-              <w:t>While activities</w:t>
-              <w:br/>
+            </w:r>
+          </w:p>
+          <w:p>
+            <w:pPr>
+              <w:spacing w:line="360" w:lineRule="auto" w:before="0" w:after="0"/>
+            </w:pPr>
+            <w:r>
+              <w:rPr>
+                <w:rFonts w:ascii="Arial" w:hAnsi="Arial" w:eastAsia="Arial" w:cs="Arial"/>
+                <w:b/>
+                <w:i w:val="0"/>
+                <w:sz w:val="24"/>
+                <w:u w:val="none"/>
+              </w:rPr>
+              <w:t>While activities:</w:t>
+            </w:r>
+          </w:p>
+          <w:p>
+            <w:pPr>
+              <w:spacing w:line="360" w:lineRule="auto" w:before="0" w:after="0"/>
+            </w:pPr>
+            <w:r>
+              <w:rPr>
+                <w:rFonts w:ascii="Arial" w:hAnsi="Arial" w:eastAsia="Arial" w:cs="Arial"/>
+                <w:b w:val="0"/>
+                <w:i w:val="0"/>
+                <w:sz w:val="24"/>
+                <w:u w:val="none"/>
+              </w:rPr>
               <w:t>No activity scheduled.</w:t>
-              <w:br/>
-              <w:br/>
-              <w:t>Post activities</w:t>
-              <w:br/>
+            </w:r>
+          </w:p>
+          <w:p>
+            <w:pPr>
+              <w:spacing w:line="360" w:lineRule="auto" w:before="0" w:after="0"/>
+            </w:pPr>
+            <w:r>
+              <w:rPr>
+                <w:rFonts w:ascii="Arial" w:hAnsi="Arial" w:eastAsia="Arial" w:cs="Arial"/>
+                <w:b/>
+                <w:i w:val="0"/>
+                <w:sz w:val="24"/>
+                <w:u w:val="none"/>
+              </w:rPr>
+              <w:t>Post activities:</w:t>
+            </w:r>
+          </w:p>
+          <w:p>
+            <w:pPr>
+              <w:spacing w:line="360" w:lineRule="auto" w:before="0" w:after="0"/>
+            </w:pPr>
+            <w:r>
+              <w:rPr>
+                <w:rFonts w:ascii="Arial" w:hAnsi="Arial" w:eastAsia="Arial" w:cs="Arial"/>
+                <w:b w:val="0"/>
+                <w:i w:val="0"/>
+                <w:sz w:val="24"/>
+                <w:u w:val="none"/>
+              </w:rPr>
               <w:t>No activity scheduled.</w:t>
             </w:r>
           </w:p>
@@ -826,10 +2441,32 @@
               <w:bottom w:val="single" w:sz="4" w:space="0" w:color="auto"/>
               <w:right w:val="single" w:sz="4" w:space="0" w:color="auto"/>
             </w:tcBorders>
+            <w:vAlign w:val="top"/>
           </w:tcPr>
           <w:p>
-            <w:r>
-              <w:t>Resources: No regular class scheduled.</w:t>
+            <w:pPr>
+              <w:spacing w:line="360" w:lineRule="auto" w:before="0" w:after="0"/>
+            </w:pPr>
+            <w:r/>
+            <w:r>
+              <w:rPr>
+                <w:rFonts w:ascii="Arial" w:hAnsi="Arial" w:eastAsia="Arial" w:cs="Arial"/>
+                <w:b/>
+                <w:i w:val="0"/>
+                <w:sz w:val="24"/>
+                <w:u w:val="none"/>
+              </w:rPr>
+              <w:t xml:space="preserve">Resources: </w:t>
+            </w:r>
+            <w:r>
+              <w:rPr>
+                <w:rFonts w:ascii="Arial" w:hAnsi="Arial" w:eastAsia="Arial" w:cs="Arial"/>
+                <w:b w:val="0"/>
+                <w:i w:val="0"/>
+                <w:sz w:val="24"/>
+                <w:u w:val="none"/>
+              </w:rPr>
+              <w:t>Pen, pencil, technology notebook, student's computer, email and password</w:t>
             </w:r>
           </w:p>
         </w:tc>
@@ -842,10 +2479,32 @@
               <w:bottom w:val="single" w:sz="4" w:space="0" w:color="auto"/>
               <w:right w:val="single" w:sz="4" w:space="0" w:color="auto"/>
             </w:tcBorders>
+            <w:vAlign w:val="top"/>
           </w:tcPr>
           <w:p>
-            <w:r>
-              <w:t>Resources: No regular class scheduled.</w:t>
+            <w:pPr>
+              <w:spacing w:line="360" w:lineRule="auto" w:before="0" w:after="0"/>
+            </w:pPr>
+            <w:r/>
+            <w:r>
+              <w:rPr>
+                <w:rFonts w:ascii="Arial" w:hAnsi="Arial" w:eastAsia="Arial" w:cs="Arial"/>
+                <w:b/>
+                <w:i w:val="0"/>
+                <w:sz w:val="24"/>
+                <w:u w:val="none"/>
+              </w:rPr>
+              <w:t xml:space="preserve">Resources: </w:t>
+            </w:r>
+            <w:r>
+              <w:rPr>
+                <w:rFonts w:ascii="Arial" w:hAnsi="Arial" w:eastAsia="Arial" w:cs="Arial"/>
+                <w:b w:val="0"/>
+                <w:i w:val="0"/>
+                <w:sz w:val="24"/>
+                <w:u w:val="none"/>
+              </w:rPr>
+              <w:t>Pen, pencil, technology notebook, student's computer, email and password</w:t>
             </w:r>
           </w:p>
         </w:tc>
@@ -861,9 +2520,30 @@
               <w:right w:val="single" w:sz="4" w:space="0" w:color="auto"/>
             </w:tcBorders>
             <w:shd w:val="clear" w:color="auto" w:fill="A8D08D"/>
+            <w:vAlign w:val="top"/>
           </w:tcPr>
           <w:p>
-            <w:r>
+            <w:pPr>
+              <w:jc w:val="center"/>
+              <w:spacing w:line="360" w:lineRule="auto" w:before="0" w:after="0"/>
+            </w:pPr>
+            <w:r>
+              <w:rPr>
+                <w:rFonts w:ascii="Arial" w:hAnsi="Arial" w:eastAsia="Arial" w:cs="Arial"/>
+                <w:b/>
+                <w:i w:val="0"/>
+                <w:sz w:val="24"/>
+                <w:u w:val="none"/>
+              </w:rPr>
+            </w:r>
+            <w:r>
+              <w:rPr>
+                <w:rFonts w:ascii="Arial" w:hAnsi="Arial" w:eastAsia="Arial" w:cs="Arial"/>
+                <w:b/>
+                <w:i w:val="0"/>
+                <w:sz w:val="24"/>
+                <w:u w:val="none"/>
+              </w:rPr>
               <w:t>9A, 9B day – 45min – September - No scheduled class</w:t>
             </w:r>
           </w:p>
@@ -878,9 +2558,30 @@
               <w:right w:val="single" w:sz="4" w:space="0" w:color="auto"/>
             </w:tcBorders>
             <w:shd w:val="clear" w:color="auto" w:fill="A8D08D"/>
+            <w:vAlign w:val="top"/>
           </w:tcPr>
           <w:p>
-            <w:r>
+            <w:pPr>
+              <w:jc w:val="center"/>
+              <w:spacing w:line="360" w:lineRule="auto" w:before="0" w:after="0"/>
+            </w:pPr>
+            <w:r>
+              <w:rPr>
+                <w:rFonts w:ascii="Arial" w:hAnsi="Arial" w:eastAsia="Arial" w:cs="Arial"/>
+                <w:b/>
+                <w:i w:val="0"/>
+                <w:sz w:val="24"/>
+                <w:u w:val="none"/>
+              </w:rPr>
+            </w:r>
+            <w:r>
+              <w:rPr>
+                <w:rFonts w:ascii="Arial" w:hAnsi="Arial" w:eastAsia="Arial" w:cs="Arial"/>
+                <w:b/>
+                <w:i w:val="0"/>
+                <w:sz w:val="24"/>
+                <w:u w:val="none"/>
+              </w:rPr>
               <w:t>9A, 9B day – 90 min – September - No scheduled class</w:t>
             </w:r>
           </w:p>
@@ -896,26 +2597,120 @@
               <w:bottom w:val="single" w:sz="4" w:space="0" w:color="auto"/>
               <w:right w:val="single" w:sz="4" w:space="0" w:color="auto"/>
             </w:tcBorders>
+            <w:vAlign w:val="top"/>
           </w:tcPr>
           <w:p>
-            <w:r>
-              <w:t>Topic:</w:t>
-              <w:br/>
+            <w:pPr>
+              <w:spacing w:line="360" w:lineRule="auto" w:before="0" w:after="0"/>
+            </w:pPr>
+            <w:r>
+              <w:rPr>
+                <w:rFonts w:ascii="Arial" w:hAnsi="Arial" w:eastAsia="Arial" w:cs="Arial"/>
+                <w:b/>
+                <w:i w:val="0"/>
+                <w:sz w:val="24"/>
+                <w:u w:val="none"/>
+              </w:rPr>
+              <w:t xml:space="preserve">Topic: </w:t>
+            </w:r>
+            <w:r>
+              <w:rPr>
+                <w:rFonts w:ascii="Arial" w:hAnsi="Arial" w:eastAsia="Arial" w:cs="Arial"/>
+                <w:b w:val="0"/>
+                <w:i w:val="0"/>
+                <w:sz w:val="24"/>
+                <w:u w:val="none"/>
+              </w:rPr>
               <w:t>No regular class scheduled in this monthly plan.</w:t>
-              <w:br/>
-              <w:br/>
-              <w:t>Pre-activities</w:t>
-              <w:br/>
+            </w:r>
+          </w:p>
+          <w:p>
+            <w:pPr>
+              <w:spacing w:line="360" w:lineRule="auto" w:before="0" w:after="0"/>
+            </w:pPr>
+            <w:r>
+              <w:rPr>
+                <w:rFonts w:ascii="Arial" w:hAnsi="Arial" w:eastAsia="Arial" w:cs="Arial"/>
+                <w:b/>
+                <w:i w:val="0"/>
+                <w:sz w:val="24"/>
+                <w:u w:val="none"/>
+              </w:rPr>
+              <w:t>Pre-activities:</w:t>
+            </w:r>
+          </w:p>
+          <w:p>
+            <w:pPr>
+              <w:spacing w:line="360" w:lineRule="auto" w:before="0" w:after="0"/>
+            </w:pPr>
+            <w:r>
+              <w:rPr>
+                <w:rFonts w:ascii="Arial" w:hAnsi="Arial" w:eastAsia="Arial" w:cs="Arial"/>
+                <w:b w:val="0"/>
+                <w:i w:val="0"/>
+                <w:sz w:val="24"/>
+                <w:u w:val="none"/>
+              </w:rPr>
               <w:t>No activity scheduled.</w:t>
-              <w:br/>
-              <w:br/>
-              <w:t>While activities</w:t>
-              <w:br/>
+            </w:r>
+          </w:p>
+          <w:p>
+            <w:pPr>
+              <w:spacing w:line="360" w:lineRule="auto" w:before="0" w:after="0"/>
+            </w:pPr>
+            <w:r>
+              <w:rPr>
+                <w:rFonts w:ascii="Arial" w:hAnsi="Arial" w:eastAsia="Arial" w:cs="Arial"/>
+                <w:b/>
+                <w:i w:val="0"/>
+                <w:sz w:val="24"/>
+                <w:u w:val="none"/>
+              </w:rPr>
+              <w:t>While activities:</w:t>
+            </w:r>
+          </w:p>
+          <w:p>
+            <w:pPr>
+              <w:spacing w:line="360" w:lineRule="auto" w:before="0" w:after="0"/>
+            </w:pPr>
+            <w:r>
+              <w:rPr>
+                <w:rFonts w:ascii="Arial" w:hAnsi="Arial" w:eastAsia="Arial" w:cs="Arial"/>
+                <w:b w:val="0"/>
+                <w:i w:val="0"/>
+                <w:sz w:val="24"/>
+                <w:u w:val="none"/>
+              </w:rPr>
               <w:t>No activity scheduled.</w:t>
-              <w:br/>
-              <w:br/>
-              <w:t>Post activities</w:t>
-              <w:br/>
+            </w:r>
+          </w:p>
+          <w:p>
+            <w:pPr>
+              <w:spacing w:line="360" w:lineRule="auto" w:before="0" w:after="0"/>
+            </w:pPr>
+            <w:r>
+              <w:rPr>
+                <w:rFonts w:ascii="Arial" w:hAnsi="Arial" w:eastAsia="Arial" w:cs="Arial"/>
+                <w:b/>
+                <w:i w:val="0"/>
+                <w:sz w:val="24"/>
+                <w:u w:val="none"/>
+              </w:rPr>
+              <w:t>Post activities:</w:t>
+            </w:r>
+          </w:p>
+          <w:p>
+            <w:pPr>
+              <w:spacing w:line="360" w:lineRule="auto" w:before="0" w:after="0"/>
+            </w:pPr>
+            <w:r>
+              <w:rPr>
+                <w:rFonts w:ascii="Arial" w:hAnsi="Arial" w:eastAsia="Arial" w:cs="Arial"/>
+                <w:b w:val="0"/>
+                <w:i w:val="0"/>
+                <w:sz w:val="24"/>
+                <w:u w:val="none"/>
+              </w:rPr>
               <w:t>No activity scheduled.</w:t>
             </w:r>
           </w:p>
@@ -929,26 +2724,120 @@
               <w:bottom w:val="single" w:sz="4" w:space="0" w:color="auto"/>
               <w:right w:val="single" w:sz="4" w:space="0" w:color="auto"/>
             </w:tcBorders>
+            <w:vAlign w:val="top"/>
           </w:tcPr>
           <w:p>
-            <w:r>
-              <w:t>Topic:</w:t>
-              <w:br/>
+            <w:pPr>
+              <w:spacing w:line="360" w:lineRule="auto" w:before="0" w:after="0"/>
+            </w:pPr>
+            <w:r>
+              <w:rPr>
+                <w:rFonts w:ascii="Arial" w:hAnsi="Arial" w:eastAsia="Arial" w:cs="Arial"/>
+                <w:b/>
+                <w:i w:val="0"/>
+                <w:sz w:val="24"/>
+                <w:u w:val="none"/>
+              </w:rPr>
+              <w:t xml:space="preserve">Topic: </w:t>
+            </w:r>
+            <w:r>
+              <w:rPr>
+                <w:rFonts w:ascii="Arial" w:hAnsi="Arial" w:eastAsia="Arial" w:cs="Arial"/>
+                <w:b w:val="0"/>
+                <w:i w:val="0"/>
+                <w:sz w:val="24"/>
+                <w:u w:val="none"/>
+              </w:rPr>
               <w:t>No regular class scheduled in this monthly plan.</w:t>
-              <w:br/>
-              <w:br/>
-              <w:t>Pre-activities</w:t>
-              <w:br/>
+            </w:r>
+          </w:p>
+          <w:p>
+            <w:pPr>
+              <w:spacing w:line="360" w:lineRule="auto" w:before="0" w:after="0"/>
+            </w:pPr>
+            <w:r>
+              <w:rPr>
+                <w:rFonts w:ascii="Arial" w:hAnsi="Arial" w:eastAsia="Arial" w:cs="Arial"/>
+                <w:b/>
+                <w:i w:val="0"/>
+                <w:sz w:val="24"/>
+                <w:u w:val="none"/>
+              </w:rPr>
+              <w:t>Pre-activities:</w:t>
+            </w:r>
+          </w:p>
+          <w:p>
+            <w:pPr>
+              <w:spacing w:line="360" w:lineRule="auto" w:before="0" w:after="0"/>
+            </w:pPr>
+            <w:r>
+              <w:rPr>
+                <w:rFonts w:ascii="Arial" w:hAnsi="Arial" w:eastAsia="Arial" w:cs="Arial"/>
+                <w:b w:val="0"/>
+                <w:i w:val="0"/>
+                <w:sz w:val="24"/>
+                <w:u w:val="none"/>
+              </w:rPr>
               <w:t>No activity scheduled.</w:t>
-              <w:br/>
-              <w:br/>
-              <w:t>While activities</w:t>
-              <w:br/>
+            </w:r>
+          </w:p>
+          <w:p>
+            <w:pPr>
+              <w:spacing w:line="360" w:lineRule="auto" w:before="0" w:after="0"/>
+            </w:pPr>
+            <w:r>
+              <w:rPr>
+                <w:rFonts w:ascii="Arial" w:hAnsi="Arial" w:eastAsia="Arial" w:cs="Arial"/>
+                <w:b/>
+                <w:i w:val="0"/>
+                <w:sz w:val="24"/>
+                <w:u w:val="none"/>
+              </w:rPr>
+              <w:t>While activities:</w:t>
+            </w:r>
+          </w:p>
+          <w:p>
+            <w:pPr>
+              <w:spacing w:line="360" w:lineRule="auto" w:before="0" w:after="0"/>
+            </w:pPr>
+            <w:r>
+              <w:rPr>
+                <w:rFonts w:ascii="Arial" w:hAnsi="Arial" w:eastAsia="Arial" w:cs="Arial"/>
+                <w:b w:val="0"/>
+                <w:i w:val="0"/>
+                <w:sz w:val="24"/>
+                <w:u w:val="none"/>
+              </w:rPr>
               <w:t>No activity scheduled.</w:t>
-              <w:br/>
-              <w:br/>
-              <w:t>Post activities</w:t>
-              <w:br/>
+            </w:r>
+          </w:p>
+          <w:p>
+            <w:pPr>
+              <w:spacing w:line="360" w:lineRule="auto" w:before="0" w:after="0"/>
+            </w:pPr>
+            <w:r>
+              <w:rPr>
+                <w:rFonts w:ascii="Arial" w:hAnsi="Arial" w:eastAsia="Arial" w:cs="Arial"/>
+                <w:b/>
+                <w:i w:val="0"/>
+                <w:sz w:val="24"/>
+                <w:u w:val="none"/>
+              </w:rPr>
+              <w:t>Post activities:</w:t>
+            </w:r>
+          </w:p>
+          <w:p>
+            <w:pPr>
+              <w:spacing w:line="360" w:lineRule="auto" w:before="0" w:after="0"/>
+            </w:pPr>
+            <w:r>
+              <w:rPr>
+                <w:rFonts w:ascii="Arial" w:hAnsi="Arial" w:eastAsia="Arial" w:cs="Arial"/>
+                <w:b w:val="0"/>
+                <w:i w:val="0"/>
+                <w:sz w:val="24"/>
+                <w:u w:val="none"/>
+              </w:rPr>
               <w:t>No activity scheduled.</w:t>
             </w:r>
           </w:p>
@@ -964,10 +2853,32 @@
               <w:bottom w:val="single" w:sz="4" w:space="0" w:color="auto"/>
               <w:right w:val="single" w:sz="4" w:space="0" w:color="auto"/>
             </w:tcBorders>
+            <w:vAlign w:val="top"/>
           </w:tcPr>
           <w:p>
-            <w:r>
-              <w:t>Resources: No regular class scheduled.</w:t>
+            <w:pPr>
+              <w:spacing w:line="360" w:lineRule="auto" w:before="0" w:after="0"/>
+            </w:pPr>
+            <w:r/>
+            <w:r>
+              <w:rPr>
+                <w:rFonts w:ascii="Arial" w:hAnsi="Arial" w:eastAsia="Arial" w:cs="Arial"/>
+                <w:b/>
+                <w:i w:val="0"/>
+                <w:sz w:val="24"/>
+                <w:u w:val="none"/>
+              </w:rPr>
+              <w:t xml:space="preserve">Resources: </w:t>
+            </w:r>
+            <w:r>
+              <w:rPr>
+                <w:rFonts w:ascii="Arial" w:hAnsi="Arial" w:eastAsia="Arial" w:cs="Arial"/>
+                <w:b w:val="0"/>
+                <w:i w:val="0"/>
+                <w:sz w:val="24"/>
+                <w:u w:val="none"/>
+              </w:rPr>
+              <w:t>Pen, pencil, technology notebook, student's computer, email and password</w:t>
             </w:r>
           </w:p>
         </w:tc>
@@ -980,10 +2891,32 @@
               <w:bottom w:val="single" w:sz="4" w:space="0" w:color="auto"/>
               <w:right w:val="single" w:sz="4" w:space="0" w:color="auto"/>
             </w:tcBorders>
+            <w:vAlign w:val="top"/>
           </w:tcPr>
           <w:p>
-            <w:r>
-              <w:t>Resources: No regular class scheduled.</w:t>
+            <w:pPr>
+              <w:spacing w:line="360" w:lineRule="auto" w:before="0" w:after="0"/>
+            </w:pPr>
+            <w:r/>
+            <w:r>
+              <w:rPr>
+                <w:rFonts w:ascii="Arial" w:hAnsi="Arial" w:eastAsia="Arial" w:cs="Arial"/>
+                <w:b/>
+                <w:i w:val="0"/>
+                <w:sz w:val="24"/>
+                <w:u w:val="none"/>
+              </w:rPr>
+              <w:t xml:space="preserve">Resources: </w:t>
+            </w:r>
+            <w:r>
+              <w:rPr>
+                <w:rFonts w:ascii="Arial" w:hAnsi="Arial" w:eastAsia="Arial" w:cs="Arial"/>
+                <w:b w:val="0"/>
+                <w:i w:val="0"/>
+                <w:sz w:val="24"/>
+                <w:u w:val="none"/>
+              </w:rPr>
+              <w:t>Pen, pencil, technology notebook, student's computer, email and password</w:t>
             </w:r>
           </w:p>
         </w:tc>
@@ -995,6 +2928,7 @@
           <w:sz w:val="24"/>
           <w:szCs w:val="24"/>
         </w:rPr>
+        <w:spacing w:line="360" w:lineRule="auto" w:before="0" w:after="0"/>
       </w:pPr>
     </w:p>
     <w:sectPr>
@@ -8306,19 +10240,6 @@
       <w:szCs w:val="30"/>
     </w:rPr>
   </w:style>
-  <w:style w:type="table" w:customStyle="1" w:styleId="a">
-    <w:basedOn w:val="TableNormal4"/>
-    <w:tblPr>
-      <w:tblStyleRowBandSize w:val="1"/>
-      <w:tblStyleColBandSize w:val="1"/>
-      <w:tblCellMar>
-        <w:top w:w="100" w:type="dxa"/>
-        <w:left w:w="100" w:type="dxa"/>
-        <w:bottom w:w="100" w:type="dxa"/>
-        <w:right w:w="100" w:type="dxa"/>
-      </w:tblCellMar>
-    </w:tblPr>
-  </w:style>
   <w:style w:type="paragraph" w:styleId="ListParagraph">
     <w:name w:val="List Paragraph"/>
     <w:basedOn w:val="Normal"/>
@@ -8656,238 +10577,6 @@
       <w:szCs w:val="24"/>
     </w:rPr>
   </w:style>
-  <w:style w:type="table" w:customStyle="1" w:styleId="a0">
-    <w:basedOn w:val="TableNormal4"/>
-    <w:pPr>
-      <w:spacing w:line="240" w:lineRule="auto"/>
-    </w:pPr>
-    <w:tblPr>
-      <w:tblStyleRowBandSize w:val="1"/>
-      <w:tblStyleColBandSize w:val="1"/>
-      <w:tblCellMar>
-        <w:left w:w="108" w:type="dxa"/>
-        <w:right w:w="108" w:type="dxa"/>
-      </w:tblCellMar>
-    </w:tblPr>
-  </w:style>
-  <w:style w:type="table" w:customStyle="1" w:styleId="a1">
-    <w:basedOn w:val="TableNormal4"/>
-    <w:pPr>
-      <w:spacing w:line="240" w:lineRule="auto"/>
-    </w:pPr>
-    <w:tblPr>
-      <w:tblStyleRowBandSize w:val="1"/>
-      <w:tblStyleColBandSize w:val="1"/>
-      <w:tblCellMar>
-        <w:left w:w="108" w:type="dxa"/>
-        <w:right w:w="108" w:type="dxa"/>
-      </w:tblCellMar>
-    </w:tblPr>
-  </w:style>
-  <w:style w:type="table" w:customStyle="1" w:styleId="a2">
-    <w:basedOn w:val="TableNormal4"/>
-    <w:pPr>
-      <w:spacing w:line="240" w:lineRule="auto"/>
-    </w:pPr>
-    <w:tblPr>
-      <w:tblStyleRowBandSize w:val="1"/>
-      <w:tblStyleColBandSize w:val="1"/>
-      <w:tblCellMar>
-        <w:left w:w="108" w:type="dxa"/>
-        <w:right w:w="108" w:type="dxa"/>
-      </w:tblCellMar>
-    </w:tblPr>
-  </w:style>
-  <w:style w:type="table" w:customStyle="1" w:styleId="a3">
-    <w:basedOn w:val="TableNormal4"/>
-    <w:pPr>
-      <w:spacing w:line="240" w:lineRule="auto"/>
-    </w:pPr>
-    <w:tblPr>
-      <w:tblStyleRowBandSize w:val="1"/>
-      <w:tblStyleColBandSize w:val="1"/>
-      <w:tblCellMar>
-        <w:left w:w="108" w:type="dxa"/>
-        <w:right w:w="108" w:type="dxa"/>
-      </w:tblCellMar>
-    </w:tblPr>
-  </w:style>
-  <w:style w:type="table" w:customStyle="1" w:styleId="a4">
-    <w:basedOn w:val="TableNormal4"/>
-    <w:pPr>
-      <w:spacing w:line="240" w:lineRule="auto"/>
-    </w:pPr>
-    <w:tblPr>
-      <w:tblStyleRowBandSize w:val="1"/>
-      <w:tblStyleColBandSize w:val="1"/>
-      <w:tblCellMar>
-        <w:left w:w="108" w:type="dxa"/>
-        <w:right w:w="108" w:type="dxa"/>
-      </w:tblCellMar>
-    </w:tblPr>
-  </w:style>
-  <w:style w:type="table" w:customStyle="1" w:styleId="a5">
-    <w:basedOn w:val="TableNormal4"/>
-    <w:pPr>
-      <w:spacing w:line="240" w:lineRule="auto"/>
-    </w:pPr>
-    <w:tblPr>
-      <w:tblStyleRowBandSize w:val="1"/>
-      <w:tblStyleColBandSize w:val="1"/>
-      <w:tblCellMar>
-        <w:left w:w="108" w:type="dxa"/>
-        <w:right w:w="108" w:type="dxa"/>
-      </w:tblCellMar>
-    </w:tblPr>
-  </w:style>
-  <w:style w:type="table" w:customStyle="1" w:styleId="a6">
-    <w:basedOn w:val="TableNormal4"/>
-    <w:pPr>
-      <w:spacing w:line="240" w:lineRule="auto"/>
-    </w:pPr>
-    <w:tblPr>
-      <w:tblStyleRowBandSize w:val="1"/>
-      <w:tblStyleColBandSize w:val="1"/>
-      <w:tblCellMar>
-        <w:left w:w="108" w:type="dxa"/>
-        <w:right w:w="108" w:type="dxa"/>
-      </w:tblCellMar>
-    </w:tblPr>
-  </w:style>
-  <w:style w:type="table" w:customStyle="1" w:styleId="a7">
-    <w:basedOn w:val="TableNormal4"/>
-    <w:pPr>
-      <w:spacing w:line="240" w:lineRule="auto"/>
-    </w:pPr>
-    <w:tblPr>
-      <w:tblStyleRowBandSize w:val="1"/>
-      <w:tblStyleColBandSize w:val="1"/>
-      <w:tblCellMar>
-        <w:left w:w="108" w:type="dxa"/>
-        <w:right w:w="108" w:type="dxa"/>
-      </w:tblCellMar>
-    </w:tblPr>
-  </w:style>
-  <w:style w:type="table" w:customStyle="1" w:styleId="a8">
-    <w:basedOn w:val="TableNormal4"/>
-    <w:pPr>
-      <w:spacing w:line="240" w:lineRule="auto"/>
-    </w:pPr>
-    <w:tblPr>
-      <w:tblStyleRowBandSize w:val="1"/>
-      <w:tblStyleColBandSize w:val="1"/>
-      <w:tblCellMar>
-        <w:left w:w="108" w:type="dxa"/>
-        <w:right w:w="108" w:type="dxa"/>
-      </w:tblCellMar>
-    </w:tblPr>
-  </w:style>
-  <w:style w:type="table" w:customStyle="1" w:styleId="a9">
-    <w:basedOn w:val="TableNormal4"/>
-    <w:pPr>
-      <w:spacing w:line="240" w:lineRule="auto"/>
-    </w:pPr>
-    <w:tblPr>
-      <w:tblStyleRowBandSize w:val="1"/>
-      <w:tblStyleColBandSize w:val="1"/>
-      <w:tblCellMar>
-        <w:left w:w="108" w:type="dxa"/>
-        <w:right w:w="108" w:type="dxa"/>
-      </w:tblCellMar>
-    </w:tblPr>
-  </w:style>
-  <w:style w:type="table" w:customStyle="1" w:styleId="aa">
-    <w:basedOn w:val="TableNormal4"/>
-    <w:pPr>
-      <w:spacing w:line="240" w:lineRule="auto"/>
-    </w:pPr>
-    <w:tblPr>
-      <w:tblStyleRowBandSize w:val="1"/>
-      <w:tblStyleColBandSize w:val="1"/>
-      <w:tblCellMar>
-        <w:left w:w="108" w:type="dxa"/>
-        <w:right w:w="108" w:type="dxa"/>
-      </w:tblCellMar>
-    </w:tblPr>
-  </w:style>
-  <w:style w:type="table" w:customStyle="1" w:styleId="ab">
-    <w:basedOn w:val="TableNormal4"/>
-    <w:pPr>
-      <w:spacing w:line="240" w:lineRule="auto"/>
-    </w:pPr>
-    <w:tblPr>
-      <w:tblStyleRowBandSize w:val="1"/>
-      <w:tblStyleColBandSize w:val="1"/>
-      <w:tblCellMar>
-        <w:left w:w="108" w:type="dxa"/>
-        <w:right w:w="108" w:type="dxa"/>
-      </w:tblCellMar>
-    </w:tblPr>
-  </w:style>
-  <w:style w:type="table" w:customStyle="1" w:styleId="ac">
-    <w:basedOn w:val="TableNormal1"/>
-    <w:pPr>
-      <w:spacing w:line="240" w:lineRule="auto"/>
-    </w:pPr>
-    <w:tblPr>
-      <w:tblStyleRowBandSize w:val="1"/>
-      <w:tblStyleColBandSize w:val="1"/>
-      <w:tblCellMar>
-        <w:top w:w="100" w:type="dxa"/>
-        <w:left w:w="108" w:type="dxa"/>
-        <w:bottom w:w="100" w:type="dxa"/>
-        <w:right w:w="108" w:type="dxa"/>
-      </w:tblCellMar>
-    </w:tblPr>
-  </w:style>
-  <w:style w:type="table" w:customStyle="1" w:styleId="ad">
-    <w:basedOn w:val="TableNormal1"/>
-    <w:pPr>
-      <w:spacing w:line="240" w:lineRule="auto"/>
-    </w:pPr>
-    <w:tblPr>
-      <w:tblStyleRowBandSize w:val="1"/>
-      <w:tblStyleColBandSize w:val="1"/>
-      <w:tblCellMar>
-        <w:top w:w="100" w:type="dxa"/>
-        <w:left w:w="108" w:type="dxa"/>
-        <w:bottom w:w="100" w:type="dxa"/>
-        <w:right w:w="108" w:type="dxa"/>
-      </w:tblCellMar>
-    </w:tblPr>
-  </w:style>
-  <w:style w:type="table" w:customStyle="1" w:styleId="ae">
-    <w:basedOn w:val="TableNormal1"/>
-    <w:pPr>
-      <w:spacing w:line="240" w:lineRule="auto"/>
-    </w:pPr>
-    <w:tblPr>
-      <w:tblStyleRowBandSize w:val="1"/>
-      <w:tblStyleColBandSize w:val="1"/>
-      <w:tblCellMar>
-        <w:top w:w="100" w:type="dxa"/>
-        <w:left w:w="108" w:type="dxa"/>
-        <w:bottom w:w="100" w:type="dxa"/>
-        <w:right w:w="108" w:type="dxa"/>
-      </w:tblCellMar>
-    </w:tblPr>
-  </w:style>
-  <w:style w:type="table" w:customStyle="1" w:styleId="af">
-    <w:basedOn w:val="TableNormal1"/>
-    <w:pPr>
-      <w:spacing w:line="240" w:lineRule="auto"/>
-    </w:pPr>
-    <w:tblPr>
-      <w:tblStyleRowBandSize w:val="1"/>
-      <w:tblStyleColBandSize w:val="1"/>
-      <w:tblCellMar>
-        <w:top w:w="100" w:type="dxa"/>
-        <w:left w:w="108" w:type="dxa"/>
-        <w:bottom w:w="100" w:type="dxa"/>
-        <w:right w:w="108" w:type="dxa"/>
-      </w:tblCellMar>
-    </w:tblPr>
-  </w:style>
   <w:style w:type="character" w:styleId="Strong">
     <w:name w:val="Strong"/>
     <w:basedOn w:val="DefaultParagraphFont"/>
@@ -8898,19 +10587,6 @@
       <w:b/>
       <w:bCs/>
     </w:rPr>
-  </w:style>
-  <w:style w:type="table" w:customStyle="1" w:styleId="af0">
-    <w:basedOn w:val="TableNormal"/>
-    <w:tblPr>
-      <w:tblStyleRowBandSize w:val="1"/>
-      <w:tblStyleColBandSize w:val="1"/>
-      <w:tblCellMar>
-        <w:top w:w="15" w:type="dxa"/>
-        <w:left w:w="15" w:type="dxa"/>
-        <w:bottom w:w="15" w:type="dxa"/>
-        <w:right w:w="15" w:type="dxa"/>
-      </w:tblCellMar>
-    </w:tblPr>
   </w:style>
   <w:style w:type="character" w:styleId="Hyperlink">
     <w:name w:val="Hyperlink"/>
